--- a/docs/doc_biblioteca/docFinal/Manual_Tecnico_KQMIP.docx
+++ b/docs/doc_biblioteca/docFinal/Manual_Tecnico_KQMIP.docx
@@ -7969,6 +7969,59 @@
         <w:t>6.2 Dependencias Externas</w:t>
       </w:r>
     </w:p>
+    <w:p>
+      <w:pPr/>
+      <w:r>
+        <w:rPr>
+          <w:sz w:val="20"/>
+          <w:rFonts w:ascii="Arial" w:hAnsi="Arial"/>
+        </w:rPr>
+        <w:t>K-QGMIP gestiona sus dependencias con un patrón de stubs dinámicos: las librerías marcadas como 'Opcional (stub incluido)' se reemplazan en tiempo de ejecución por módulos vacíos si no están instaladas, garantizando que la funcionalidad principal opere correctamente en entornos mínimos.</w:t>
+      </w:r>
+    </w:p>
+    <w:p>
+      <w:pPr/>
+      <w:r>
+        <w:rPr>
+          <w:sz w:val="20"/>
+          <w:rFonts w:ascii="Arial" w:hAnsi="Arial"/>
+        </w:rPr>
+        <w:t/>
+      </w:r>
+    </w:p>
+    <w:p>
+      <w:pPr/>
+      <w:r>
+        <w:rPr>
+          <w:b/>
+          <w:color w:val="1F497D"/>
+          <w:sz w:val="20"/>
+          <w:rFonts w:ascii="Arial" w:hAnsi="Arial"/>
+        </w:rPr>
+        <w:t>Tabla 6.1 — Dependencias completas del proyecto K-QGMIP:</w:t>
+      </w:r>
+    </w:p>
+    <w:p>
+      <w:pPr/>
+      <w:r>
+        <w:rPr>
+          <w:sz w:val="20"/>
+          <w:rFonts w:ascii="Arial" w:hAnsi="Arial"/>
+        </w:rPr>
+        <w:t/>
+      </w:r>
+    </w:p>
+    <w:p>
+      <w:pPr/>
+      <w:r>
+        <w:rPr>
+          <w:b/>
+          <w:sz w:val="20"/>
+          <w:rFonts w:ascii="Arial" w:hAnsi="Arial"/>
+        </w:rPr>
+        <w:t>Instalación de dependencias de visualización (requiere pip ≥ 21):</w:t>
+      </w:r>
+    </w:p>
     <w:tbl>
       <w:tblPr>
         <w:tblStyle w:val="TableGrid"/>
@@ -15320,6 +15373,3877 @@
         <w:t>6. Virtanen, P. et al. (2020). SciPy 1.0: Fundamental algorithms for scientific computing in Python. Nature Methods, 17, 261-272.</w:t>
       </w:r>
     </w:p>
+    <w:p>
+      <w:r>
+        <w:br w:type="page"/>
+      </w:r>
+    </w:p>
+    <w:p>
+      <w:pPr>
+        <w:pStyle w:val="Heading2"/>
+      </w:pPr>
+      <w:r>
+        <w:t>6.2  Dependencias Externas — Detalle Completo</w:t>
+      </w:r>
+    </w:p>
+    <w:p>
+      <w:pPr/>
+      <w:r>
+        <w:rPr>
+          <w:b w:val="0"/>
+          <w:i w:val="0"/>
+          <w:sz w:val="20"/>
+        </w:rPr>
+        <w:t>K-QGMIP gestiona sus dependencias mediante un patrón de stubs dinámicos: las librerías opcionales se reemplazan en tiempo de ejecución por módulos vacíos si no están instaladas, garantizando que la funcionalidad principal opere correctamente en entornos mínimos. La siguiente tabla detalla todas las dependencias del proyecto.</w:t>
+      </w:r>
+    </w:p>
+    <w:p/>
+    <w:tbl>
+      <w:tblPr>
+        <w:tblStyle w:val="TableGrid"/>
+        <w:tblW w:type="auto" w:w="0"/>
+        <w:tblLook w:firstColumn="1" w:firstRow="1" w:lastColumn="0" w:lastRow="0" w:noHBand="0" w:noVBand="1" w:val="04A0"/>
+      </w:tblPr>
+      <w:tblGrid>
+        <w:gridCol w:w="2947"/>
+        <w:gridCol w:w="2947"/>
+        <w:gridCol w:w="2947"/>
+      </w:tblGrid>
+      <w:tr>
+        <w:tc>
+          <w:tcPr>
+            <w:tcW w:type="dxa" w:w="2947"/>
+            <w:shd w:val="clear" w:color="auto" w:fill="1F497D"/>
+          </w:tcPr>
+          <w:p>
+            <w:r>
+              <w:rPr>
+                <w:b/>
+                <w:color w:val="FFFFFF"/>
+              </w:rPr>
+              <w:t>Librería</w:t>
+            </w:r>
+          </w:p>
+        </w:tc>
+        <w:tc>
+          <w:tcPr>
+            <w:tcW w:type="dxa" w:w="2947"/>
+            <w:shd w:val="clear" w:color="auto" w:fill="1F497D"/>
+          </w:tcPr>
+          <w:p>
+            <w:r>
+              <w:rPr>
+                <w:b/>
+                <w:color w:val="FFFFFF"/>
+              </w:rPr>
+              <w:t>Estado</w:t>
+            </w:r>
+          </w:p>
+        </w:tc>
+        <w:tc>
+          <w:tcPr>
+            <w:tcW w:type="dxa" w:w="2947"/>
+            <w:shd w:val="clear" w:color="auto" w:fill="1F497D"/>
+          </w:tcPr>
+          <w:p>
+            <w:r>
+              <w:rPr>
+                <w:b/>
+                <w:color w:val="FFFFFF"/>
+              </w:rPr>
+              <w:t>Propósito</w:t>
+            </w:r>
+          </w:p>
+        </w:tc>
+      </w:tr>
+      <w:tr>
+        <w:tc>
+          <w:tcPr>
+            <w:tcW w:type="dxa" w:w="2947"/>
+            <w:shd w:val="clear" w:color="auto" w:fill="EBF3FB"/>
+          </w:tcPr>
+          <w:p>
+            <w:r>
+              <w:t>numpy ≥ 1.21</w:t>
+            </w:r>
+          </w:p>
+        </w:tc>
+        <w:tc>
+          <w:tcPr>
+            <w:tcW w:type="dxa" w:w="2947"/>
+            <w:shd w:val="clear" w:color="auto" w:fill="EBF3FB"/>
+          </w:tcPr>
+          <w:p>
+            <w:r>
+              <w:t>Obligatoria</w:t>
+            </w:r>
+          </w:p>
+        </w:tc>
+        <w:tc>
+          <w:tcPr>
+            <w:tcW w:type="dxa" w:w="2947"/>
+            <w:shd w:val="clear" w:color="auto" w:fill="EBF3FB"/>
+          </w:tcPr>
+          <w:p>
+            <w:r>
+              <w:t>Álgebra matricial sobre la TPM. Indexado de estados, cálculo de marginales y normas L1 para EMD.</w:t>
+            </w:r>
+          </w:p>
+        </w:tc>
+      </w:tr>
+      <w:tr>
+        <w:tc>
+          <w:tcPr>
+            <w:tcW w:type="dxa" w:w="2947"/>
+            <w:shd w:val="clear" w:color="auto" w:fill="FFFFFF"/>
+          </w:tcPr>
+          <w:p>
+            <w:r>
+              <w:t>colorama ≥ 0.4</w:t>
+            </w:r>
+          </w:p>
+        </w:tc>
+        <w:tc>
+          <w:tcPr>
+            <w:tcW w:type="dxa" w:w="2947"/>
+            <w:shd w:val="clear" w:color="auto" w:fill="FFFFFF"/>
+          </w:tcPr>
+          <w:p>
+            <w:r>
+              <w:t>Obligatoria</w:t>
+            </w:r>
+          </w:p>
+        </w:tc>
+        <w:tc>
+          <w:tcPr>
+            <w:tcW w:type="dxa" w:w="2947"/>
+            <w:shd w:val="clear" w:color="auto" w:fill="FFFFFF"/>
+          </w:tcPr>
+          <w:p>
+            <w:r>
+              <w:t>Secuencias ANSI para colorear la terminal. Usado exclusivamente en interfaz_kqmip.py.</w:t>
+            </w:r>
+          </w:p>
+        </w:tc>
+      </w:tr>
+      <w:tr>
+        <w:tc>
+          <w:tcPr>
+            <w:tcW w:type="dxa" w:w="2947"/>
+            <w:shd w:val="clear" w:color="auto" w:fill="EBF3FB"/>
+          </w:tcPr>
+          <w:p>
+            <w:r>
+              <w:t>matplotlib ≥ 3.5</w:t>
+            </w:r>
+          </w:p>
+        </w:tc>
+        <w:tc>
+          <w:tcPr>
+            <w:tcW w:type="dxa" w:w="2947"/>
+            <w:shd w:val="clear" w:color="auto" w:fill="EBF3FB"/>
+          </w:tcPr>
+          <w:p>
+            <w:r>
+              <w:t>Obligatoria (benchmarking.py)</w:t>
+            </w:r>
+          </w:p>
+        </w:tc>
+        <w:tc>
+          <w:tcPr>
+            <w:tcW w:type="dxa" w:w="2947"/>
+            <w:shd w:val="clear" w:color="auto" w:fill="EBF3FB"/>
+          </w:tcPr>
+          <w:p>
+            <w:r>
+              <w:t>Motor de renderizado de gráficas. Genera el panel de barras (EMD + tiempo) y la curva de escalabilidad. Sin esta librería, benchmarking.py no puede generar archivos PNG.</w:t>
+            </w:r>
+          </w:p>
+        </w:tc>
+      </w:tr>
+      <w:tr>
+        <w:tc>
+          <w:tcPr>
+            <w:tcW w:type="dxa" w:w="2947"/>
+            <w:shd w:val="clear" w:color="auto" w:fill="FFFFFF"/>
+          </w:tcPr>
+          <w:p>
+            <w:r>
+              <w:t>seaborn ≥ 0.11</w:t>
+            </w:r>
+          </w:p>
+        </w:tc>
+        <w:tc>
+          <w:tcPr>
+            <w:tcW w:type="dxa" w:w="2947"/>
+            <w:shd w:val="clear" w:color="auto" w:fill="FFFFFF"/>
+          </w:tcPr>
+          <w:p>
+            <w:r>
+              <w:t>Opcional (recomendada)</w:t>
+            </w:r>
+          </w:p>
+        </w:tc>
+        <w:tc>
+          <w:tcPr>
+            <w:tcW w:type="dxa" w:w="2947"/>
+            <w:shd w:val="clear" w:color="auto" w:fill="FFFFFF"/>
+          </w:tcPr>
+          <w:p>
+            <w:r>
+              <w:t>Mejora estética de las gráficas con paletas estadísticas. Su ausencia no interrumpe la ejecución.</w:t>
+            </w:r>
+          </w:p>
+        </w:tc>
+      </w:tr>
+      <w:tr>
+        <w:tc>
+          <w:tcPr>
+            <w:tcW w:type="dxa" w:w="2947"/>
+            <w:shd w:val="clear" w:color="auto" w:fill="EBF3FB"/>
+          </w:tcPr>
+          <w:p>
+            <w:r>
+              <w:t>pyemd</w:t>
+            </w:r>
+          </w:p>
+        </w:tc>
+        <w:tc>
+          <w:tcPr>
+            <w:tcW w:type="dxa" w:w="2947"/>
+            <w:shd w:val="clear" w:color="auto" w:fill="EBF3FB"/>
+          </w:tcPr>
+          <w:p>
+            <w:r>
+              <w:t>Opcional — stub incluido</w:t>
+            </w:r>
+          </w:p>
+        </w:tc>
+        <w:tc>
+          <w:tcPr>
+            <w:tcW w:type="dxa" w:w="2947"/>
+            <w:shd w:val="clear" w:color="auto" w:fill="EBF3FB"/>
+          </w:tcPr>
+          <w:p>
+            <w:r>
+              <w:t>EMD exacta mediante el algoritmo de transporte óptimo. Sin instalación, se usa la aproximación lineal: EMD ≈ Σ|u_i − v_i|, que es exacta para distribuciones 1-D no normalizadas como las usadas en K-QGMIP.</w:t>
+            </w:r>
+          </w:p>
+        </w:tc>
+      </w:tr>
+      <w:tr>
+        <w:tc>
+          <w:tcPr>
+            <w:tcW w:type="dxa" w:w="2947"/>
+            <w:shd w:val="clear" w:color="auto" w:fill="FFFFFF"/>
+          </w:tcPr>
+          <w:p>
+            <w:r>
+              <w:t>pyinstrument</w:t>
+            </w:r>
+          </w:p>
+        </w:tc>
+        <w:tc>
+          <w:tcPr>
+            <w:tcW w:type="dxa" w:w="2947"/>
+            <w:shd w:val="clear" w:color="auto" w:fill="FFFFFF"/>
+          </w:tcPr>
+          <w:p>
+            <w:r>
+              <w:t>Opcional — stub incluido</w:t>
+            </w:r>
+          </w:p>
+        </w:tc>
+        <w:tc>
+          <w:tcPr>
+            <w:tcW w:type="dxa" w:w="2947"/>
+            <w:shd w:val="clear" w:color="auto" w:fill="FFFFFF"/>
+          </w:tcPr>
+          <w:p>
+            <w:r>
+              <w:t>Profiler estadístico con muestreo cada 1 ms. Sin instalación, el profiling se desactiva silenciosamente. Los archivos HTML en review/profiling/ solo se generan si está instalado.</w:t>
+            </w:r>
+          </w:p>
+        </w:tc>
+      </w:tr>
+      <w:tr>
+        <w:tc>
+          <w:tcPr>
+            <w:tcW w:type="dxa" w:w="2947"/>
+            <w:shd w:val="clear" w:color="auto" w:fill="EBF3FB"/>
+          </w:tcPr>
+          <w:p>
+            <w:r>
+              <w:t>pyttsx3</w:t>
+            </w:r>
+          </w:p>
+        </w:tc>
+        <w:tc>
+          <w:tcPr>
+            <w:tcW w:type="dxa" w:w="2947"/>
+            <w:shd w:val="clear" w:color="auto" w:fill="EBF3FB"/>
+          </w:tcPr>
+          <w:p>
+            <w:r>
+              <w:t>Opcional — stub incluido</w:t>
+            </w:r>
+          </w:p>
+        </w:tc>
+        <w:tc>
+          <w:tcPr>
+            <w:tcW w:type="dxa" w:w="2947"/>
+            <w:shd w:val="clear" w:color="auto" w:fill="EBF3FB"/>
+          </w:tcPr>
+          <w:p>
+            <w:r>
+              <w:t>Motor de síntesis de voz (texto a audio). Funcionalidad experimental de versiones anteriores; stub garantiza compatibilidad sin instalación.</w:t>
+            </w:r>
+          </w:p>
+        </w:tc>
+      </w:tr>
+      <w:tr>
+        <w:tc>
+          <w:tcPr>
+            <w:tcW w:type="dxa" w:w="2947"/>
+            <w:shd w:val="clear" w:color="auto" w:fill="FFFFFF"/>
+          </w:tcPr>
+          <w:p>
+            <w:r>
+              <w:t>python-docx ≥ 0.8</w:t>
+            </w:r>
+          </w:p>
+        </w:tc>
+        <w:tc>
+          <w:tcPr>
+            <w:tcW w:type="dxa" w:w="2947"/>
+            <w:shd w:val="clear" w:color="auto" w:fill="FFFFFF"/>
+          </w:tcPr>
+          <w:p>
+            <w:r>
+              <w:t>Solo documentación</w:t>
+            </w:r>
+          </w:p>
+        </w:tc>
+        <w:tc>
+          <w:tcPr>
+            <w:tcW w:type="dxa" w:w="2947"/>
+            <w:shd w:val="clear" w:color="auto" w:fill="FFFFFF"/>
+          </w:tcPr>
+          <w:p>
+            <w:r>
+              <w:t>Generación de los manuales .docx. No requerida para ejecutar los algoritmos.</w:t>
+            </w:r>
+          </w:p>
+        </w:tc>
+      </w:tr>
+      <w:tr>
+        <w:tc>
+          <w:tcPr>
+            <w:tcW w:type="dxa" w:w="2947"/>
+            <w:shd w:val="clear" w:color="auto" w:fill="EBF3FB"/>
+          </w:tcPr>
+          <w:p>
+            <w:r>
+              <w:t>lxml</w:t>
+            </w:r>
+          </w:p>
+        </w:tc>
+        <w:tc>
+          <w:tcPr>
+            <w:tcW w:type="dxa" w:w="2947"/>
+            <w:shd w:val="clear" w:color="auto" w:fill="EBF3FB"/>
+          </w:tcPr>
+          <w:p>
+            <w:r>
+              <w:t>Indirecta (python-docx)</w:t>
+            </w:r>
+          </w:p>
+        </w:tc>
+        <w:tc>
+          <w:tcPr>
+            <w:tcW w:type="dxa" w:w="2947"/>
+            <w:shd w:val="clear" w:color="auto" w:fill="EBF3FB"/>
+          </w:tcPr>
+          <w:p>
+            <w:r>
+              <w:t>Parser XML de alto rendimiento. Instalada automáticamente con python-docx.</w:t>
+            </w:r>
+          </w:p>
+        </w:tc>
+      </w:tr>
+    </w:tbl>
+    <w:p/>
+    <w:p>
+      <w:pPr/>
+      <w:r>
+        <w:rPr>
+          <w:b w:val="0"/>
+          <w:i w:val="0"/>
+          <w:sz w:val="20"/>
+        </w:rPr>
+        <w:t>Instalación del conjunto mínimo de dependencias para uso completo incluyendo visualización:</w:t>
+      </w:r>
+    </w:p>
+    <w:p>
+      <w:pPr>
+        <w:ind w:left="504"/>
+        <w:pBdr>
+          <w:left w:val="single" w:sz="12" w:space="6" w:color="2E75B6"/>
+        </w:pBdr>
+      </w:pPr>
+      <w:r>
+        <w:rPr>
+          <w:rFonts w:ascii="Courier New" w:hAnsi="Courier New"/>
+          <w:color w:val="1A1A5E"/>
+          <w:sz w:val="18"/>
+        </w:rPr>
+        <w:t>pip install numpy colorama matplotlib seaborn</w:t>
+      </w:r>
+    </w:p>
+    <w:p>
+      <w:pPr/>
+      <w:r>
+        <w:rPr>
+          <w:b w:val="0"/>
+          <w:i w:val="0"/>
+          <w:sz w:val="20"/>
+        </w:rPr>
+        <w:t>Para entornos de sistema (Ubuntu/Debian sin venv):</w:t>
+      </w:r>
+    </w:p>
+    <w:p>
+      <w:pPr>
+        <w:ind w:left="504"/>
+        <w:pBdr>
+          <w:left w:val="single" w:sz="12" w:space="6" w:color="2E75B6"/>
+        </w:pBdr>
+      </w:pPr>
+      <w:r>
+        <w:rPr>
+          <w:rFonts w:ascii="Courier New" w:hAnsi="Courier New"/>
+          <w:color w:val="1A1A5E"/>
+          <w:sz w:val="18"/>
+        </w:rPr>
+        <w:t>pip install numpy colorama matplotlib seaborn --break-system-packages</w:t>
+      </w:r>
+    </w:p>
+    <w:p/>
+    <w:p>
+      <w:pPr/>
+      <w:r>
+        <w:rPr>
+          <w:b w:val="0"/>
+          <w:i w:val="0"/>
+          <w:sz w:val="20"/>
+        </w:rPr>
+        <w:t>El archivo requirements.txt en la raíz del proyecto contiene todas las versiones exactas validadas durante el desarrollo. Ejecutar pip install -r requirements.txt garantiza reproducibilidad del entorno.</w:t>
+      </w:r>
+    </w:p>
+    <w:p/>
+    <w:p>
+      <w:pPr>
+        <w:pStyle w:val="Heading1"/>
+      </w:pPr>
+      <w:r>
+        <w:t>7.  Resultados Experimentales — Análisis Completo</w:t>
+      </w:r>
+    </w:p>
+    <w:p>
+      <w:pPr>
+        <w:pStyle w:val="Heading2"/>
+      </w:pPr>
+      <w:r>
+        <w:t>7.1  Datasets Utilizados</w:t>
+      </w:r>
+    </w:p>
+    <w:p>
+      <w:pPr/>
+      <w:r>
+        <w:rPr>
+          <w:b w:val="0"/>
+          <w:i w:val="0"/>
+          <w:sz w:val="20"/>
+        </w:rPr>
+        <w:t>Los experimentos se realizaron sobre el conjunto de CSVs de muestra generados específicamente para K-QGMIP, localizados en QNodes/src/.samples/ y GeoMIP/data/samples/. Cada archivo es una TPM válida de 2^N × N con propiedades matemáticas conocidas, diseñada para validar comportamientos específicos:</w:t>
+      </w:r>
+    </w:p>
+    <w:p/>
+    <w:tbl>
+      <w:tblPr>
+        <w:tblStyle w:val="TableGrid"/>
+        <w:tblW w:type="auto" w:w="0"/>
+        <w:tblLook w:firstColumn="1" w:firstRow="1" w:lastColumn="0" w:lastRow="0" w:noHBand="0" w:noVBand="1" w:val="04A0"/>
+      </w:tblPr>
+      <w:tblGrid>
+        <w:gridCol w:w="1768"/>
+        <w:gridCol w:w="1768"/>
+        <w:gridCol w:w="1768"/>
+        <w:gridCol w:w="1768"/>
+        <w:gridCol w:w="1768"/>
+      </w:tblGrid>
+      <w:tr>
+        <w:tc>
+          <w:tcPr>
+            <w:tcW w:type="dxa" w:w="1768"/>
+            <w:shd w:val="clear" w:color="auto" w:fill="1F497D"/>
+          </w:tcPr>
+          <w:p>
+            <w:r>
+              <w:rPr>
+                <w:b/>
+                <w:color w:val="FFFFFF"/>
+              </w:rPr>
+              <w:t>Archivo</w:t>
+            </w:r>
+          </w:p>
+        </w:tc>
+        <w:tc>
+          <w:tcPr>
+            <w:tcW w:type="dxa" w:w="1768"/>
+            <w:shd w:val="clear" w:color="auto" w:fill="1F497D"/>
+          </w:tcPr>
+          <w:p>
+            <w:r>
+              <w:rPr>
+                <w:b/>
+                <w:color w:val="FFFFFF"/>
+              </w:rPr>
+              <w:t>N</w:t>
+            </w:r>
+          </w:p>
+        </w:tc>
+        <w:tc>
+          <w:tcPr>
+            <w:tcW w:type="dxa" w:w="1768"/>
+            <w:shd w:val="clear" w:color="auto" w:fill="1F497D"/>
+          </w:tcPr>
+          <w:p>
+            <w:r>
+              <w:rPr>
+                <w:b/>
+                <w:color w:val="FFFFFF"/>
+              </w:rPr>
+              <w:t>k_óptimo</w:t>
+            </w:r>
+          </w:p>
+        </w:tc>
+        <w:tc>
+          <w:tcPr>
+            <w:tcW w:type="dxa" w:w="1768"/>
+            <w:shd w:val="clear" w:color="auto" w:fill="1F497D"/>
+          </w:tcPr>
+          <w:p>
+            <w:r>
+              <w:rPr>
+                <w:b/>
+                <w:color w:val="FFFFFF"/>
+              </w:rPr>
+              <w:t>Tipo</w:t>
+            </w:r>
+          </w:p>
+        </w:tc>
+        <w:tc>
+          <w:tcPr>
+            <w:tcW w:type="dxa" w:w="1768"/>
+            <w:shd w:val="clear" w:color="auto" w:fill="1F497D"/>
+          </w:tcPr>
+          <w:p>
+            <w:r>
+              <w:rPr>
+                <w:b/>
+                <w:color w:val="FFFFFF"/>
+              </w:rPr>
+              <w:t>Propiedad matemática</w:t>
+            </w:r>
+          </w:p>
+        </w:tc>
+      </w:tr>
+      <w:tr>
+        <w:tc>
+          <w:tcPr>
+            <w:tcW w:type="dxa" w:w="1768"/>
+            <w:shd w:val="clear" w:color="auto" w:fill="EBF3FB"/>
+          </w:tcPr>
+          <w:p>
+            <w:r>
+              <w:t>N2A</w:t>
+            </w:r>
+          </w:p>
+        </w:tc>
+        <w:tc>
+          <w:tcPr>
+            <w:tcW w:type="dxa" w:w="1768"/>
+            <w:shd w:val="clear" w:color="auto" w:fill="EBF3FB"/>
+          </w:tcPr>
+          <w:p>
+            <w:r>
+              <w:t>2</w:t>
+            </w:r>
+          </w:p>
+        </w:tc>
+        <w:tc>
+          <w:tcPr>
+            <w:tcW w:type="dxa" w:w="1768"/>
+            <w:shd w:val="clear" w:color="auto" w:fill="EBF3FB"/>
+          </w:tcPr>
+          <w:p>
+            <w:r>
+              <w:t>2</w:t>
+            </w:r>
+          </w:p>
+        </w:tc>
+        <w:tc>
+          <w:tcPr>
+            <w:tcW w:type="dxa" w:w="1768"/>
+            <w:shd w:val="clear" w:color="auto" w:fill="EBF3FB"/>
+          </w:tcPr>
+          <w:p>
+            <w:r>
+              <w:t>Estocástico base</w:t>
+            </w:r>
+          </w:p>
+        </w:tc>
+        <w:tc>
+          <w:tcPr>
+            <w:tcW w:type="dxa" w:w="1768"/>
+            <w:shd w:val="clear" w:color="auto" w:fill="EBF3FB"/>
+          </w:tcPr>
+          <w:p>
+            <w:r>
+              <w:t>TPM aleatoria de referencia mínima.</w:t>
+            </w:r>
+          </w:p>
+        </w:tc>
+      </w:tr>
+      <w:tr>
+        <w:tc>
+          <w:tcPr>
+            <w:tcW w:type="dxa" w:w="1768"/>
+            <w:shd w:val="clear" w:color="auto" w:fill="FFFFFF"/>
+          </w:tcPr>
+          <w:p>
+            <w:r>
+              <w:t>N3A</w:t>
+            </w:r>
+          </w:p>
+        </w:tc>
+        <w:tc>
+          <w:tcPr>
+            <w:tcW w:type="dxa" w:w="1768"/>
+            <w:shd w:val="clear" w:color="auto" w:fill="FFFFFF"/>
+          </w:tcPr>
+          <w:p>
+            <w:r>
+              <w:t>3</w:t>
+            </w:r>
+          </w:p>
+        </w:tc>
+        <w:tc>
+          <w:tcPr>
+            <w:tcW w:type="dxa" w:w="1768"/>
+            <w:shd w:val="clear" w:color="auto" w:fill="FFFFFF"/>
+          </w:tcPr>
+          <w:p>
+            <w:r>
+              <w:t>2</w:t>
+            </w:r>
+          </w:p>
+        </w:tc>
+        <w:tc>
+          <w:tcPr>
+            <w:tcW w:type="dxa" w:w="1768"/>
+            <w:shd w:val="clear" w:color="auto" w:fill="FFFFFF"/>
+          </w:tcPr>
+          <w:p>
+            <w:r>
+              <w:t>Estocástico base</w:t>
+            </w:r>
+          </w:p>
+        </w:tc>
+        <w:tc>
+          <w:tcPr>
+            <w:tcW w:type="dxa" w:w="1768"/>
+            <w:shd w:val="clear" w:color="auto" w:fill="FFFFFF"/>
+          </w:tcPr>
+          <w:p>
+            <w:r>
+              <w:t>TPM aleatoria 8×3. Baseline para 3 variables.</w:t>
+            </w:r>
+          </w:p>
+        </w:tc>
+      </w:tr>
+      <w:tr>
+        <w:tc>
+          <w:tcPr>
+            <w:tcW w:type="dxa" w:w="1768"/>
+            <w:shd w:val="clear" w:color="auto" w:fill="EBF3FB"/>
+          </w:tcPr>
+          <w:p>
+            <w:r>
+              <w:t>N3D</w:t>
+            </w:r>
+          </w:p>
+        </w:tc>
+        <w:tc>
+          <w:tcPr>
+            <w:tcW w:type="dxa" w:w="1768"/>
+            <w:shd w:val="clear" w:color="auto" w:fill="EBF3FB"/>
+          </w:tcPr>
+          <w:p>
+            <w:r>
+              <w:t>3</w:t>
+            </w:r>
+          </w:p>
+        </w:tc>
+        <w:tc>
+          <w:tcPr>
+            <w:tcW w:type="dxa" w:w="1768"/>
+            <w:shd w:val="clear" w:color="auto" w:fill="EBF3FB"/>
+          </w:tcPr>
+          <w:p>
+            <w:r>
+              <w:t>2</w:t>
+            </w:r>
+          </w:p>
+        </w:tc>
+        <w:tc>
+          <w:tcPr>
+            <w:tcW w:type="dxa" w:w="1768"/>
+            <w:shd w:val="clear" w:color="auto" w:fill="EBF3FB"/>
+          </w:tcPr>
+          <w:p>
+            <w:r>
+              <w:t>Determinista — Ciclo Hamiltoniano</w:t>
+            </w:r>
+          </w:p>
+        </w:tc>
+        <w:tc>
+          <w:tcPr>
+            <w:tcW w:type="dxa" w:w="1768"/>
+            <w:shd w:val="clear" w:color="auto" w:fill="EBF3FB"/>
+          </w:tcPr>
+          <w:p>
+            <w:r>
+              <w:t>Estado i → (i+1)%8. Sistema maximalmente integrado. EMD esperada &gt; 0 para k=2.</w:t>
+            </w:r>
+          </w:p>
+        </w:tc>
+      </w:tr>
+      <w:tr>
+        <w:tc>
+          <w:tcPr>
+            <w:tcW w:type="dxa" w:w="1768"/>
+            <w:shd w:val="clear" w:color="auto" w:fill="FFFFFF"/>
+          </w:tcPr>
+          <w:p>
+            <w:r>
+              <w:t>N3E</w:t>
+            </w:r>
+          </w:p>
+        </w:tc>
+        <w:tc>
+          <w:tcPr>
+            <w:tcW w:type="dxa" w:w="1768"/>
+            <w:shd w:val="clear" w:color="auto" w:fill="FFFFFF"/>
+          </w:tcPr>
+          <w:p>
+            <w:r>
+              <w:t>3</w:t>
+            </w:r>
+          </w:p>
+        </w:tc>
+        <w:tc>
+          <w:tcPr>
+            <w:tcW w:type="dxa" w:w="1768"/>
+            <w:shd w:val="clear" w:color="auto" w:fill="FFFFFF"/>
+          </w:tcPr>
+          <w:p>
+            <w:r>
+              <w:t>2</w:t>
+            </w:r>
+          </w:p>
+        </w:tc>
+        <w:tc>
+          <w:tcPr>
+            <w:tcW w:type="dxa" w:w="1768"/>
+            <w:shd w:val="clear" w:color="auto" w:fill="FFFFFF"/>
+          </w:tcPr>
+          <w:p>
+            <w:r>
+              <w:t>Determinista — Partición conocida k=2</w:t>
+            </w:r>
+          </w:p>
+        </w:tc>
+        <w:tc>
+          <w:tcPr>
+            <w:tcW w:type="dxa" w:w="1768"/>
+            <w:shd w:val="clear" w:color="auto" w:fill="FFFFFF"/>
+          </w:tcPr>
+          <w:p>
+            <w:r>
+              <w:t>{nodo0} independiente de {nodo1, nodo2}. La partición óptima es conocida a priori.</w:t>
+            </w:r>
+          </w:p>
+        </w:tc>
+      </w:tr>
+      <w:tr>
+        <w:tc>
+          <w:tcPr>
+            <w:tcW w:type="dxa" w:w="1768"/>
+            <w:shd w:val="clear" w:color="auto" w:fill="EBF3FB"/>
+          </w:tcPr>
+          <w:p>
+            <w:r>
+              <w:t>N4D</w:t>
+            </w:r>
+          </w:p>
+        </w:tc>
+        <w:tc>
+          <w:tcPr>
+            <w:tcW w:type="dxa" w:w="1768"/>
+            <w:shd w:val="clear" w:color="auto" w:fill="EBF3FB"/>
+          </w:tcPr>
+          <w:p>
+            <w:r>
+              <w:t>4</w:t>
+            </w:r>
+          </w:p>
+        </w:tc>
+        <w:tc>
+          <w:tcPr>
+            <w:tcW w:type="dxa" w:w="1768"/>
+            <w:shd w:val="clear" w:color="auto" w:fill="EBF3FB"/>
+          </w:tcPr>
+          <w:p>
+            <w:r>
+              <w:t>2</w:t>
+            </w:r>
+          </w:p>
+        </w:tc>
+        <w:tc>
+          <w:tcPr>
+            <w:tcW w:type="dxa" w:w="1768"/>
+            <w:shd w:val="clear" w:color="auto" w:fill="EBF3FB"/>
+          </w:tcPr>
+          <w:p>
+            <w:r>
+              <w:t>Determinista — Dos ciclos independientes</w:t>
+            </w:r>
+          </w:p>
+        </w:tc>
+        <w:tc>
+          <w:tcPr>
+            <w:tcW w:type="dxa" w:w="1768"/>
+            <w:shd w:val="clear" w:color="auto" w:fill="EBF3FB"/>
+          </w:tcPr>
+          <w:p>
+            <w:r>
+              <w:t>{nodo0,nodo1} y {nodo2,nodo3} evolucionan independientemente. EMD ≈ 0 para k=2.</w:t>
+            </w:r>
+          </w:p>
+        </w:tc>
+      </w:tr>
+      <w:tr>
+        <w:tc>
+          <w:tcPr>
+            <w:tcW w:type="dxa" w:w="1768"/>
+            <w:shd w:val="clear" w:color="auto" w:fill="FFFFFF"/>
+          </w:tcPr>
+          <w:p>
+            <w:r>
+              <w:t>N4E</w:t>
+            </w:r>
+          </w:p>
+        </w:tc>
+        <w:tc>
+          <w:tcPr>
+            <w:tcW w:type="dxa" w:w="1768"/>
+            <w:shd w:val="clear" w:color="auto" w:fill="FFFFFF"/>
+          </w:tcPr>
+          <w:p>
+            <w:r>
+              <w:t>4</w:t>
+            </w:r>
+          </w:p>
+        </w:tc>
+        <w:tc>
+          <w:tcPr>
+            <w:tcW w:type="dxa" w:w="1768"/>
+            <w:shd w:val="clear" w:color="auto" w:fill="FFFFFF"/>
+          </w:tcPr>
+          <w:p>
+            <w:r>
+              <w:t>4</w:t>
+            </w:r>
+          </w:p>
+        </w:tc>
+        <w:tc>
+          <w:tcPr>
+            <w:tcW w:type="dxa" w:w="1768"/>
+            <w:shd w:val="clear" w:color="auto" w:fill="FFFFFF"/>
+          </w:tcPr>
+          <w:p>
+            <w:r>
+              <w:t>Determinista — Toggle completo</w:t>
+            </w:r>
+          </w:p>
+        </w:tc>
+        <w:tc>
+          <w:tcPr>
+            <w:tcW w:type="dxa" w:w="1768"/>
+            <w:shd w:val="clear" w:color="auto" w:fill="FFFFFF"/>
+          </w:tcPr>
+          <w:p>
+            <w:r>
+              <w:t>Todos los nodos se invierten. Partición óptima k=4: cada nodo es independiente.</w:t>
+            </w:r>
+          </w:p>
+        </w:tc>
+      </w:tr>
+      <w:tr>
+        <w:tc>
+          <w:tcPr>
+            <w:tcW w:type="dxa" w:w="1768"/>
+            <w:shd w:val="clear" w:color="auto" w:fill="EBF3FB"/>
+          </w:tcPr>
+          <w:p>
+            <w:r>
+              <w:t>N4F</w:t>
+            </w:r>
+          </w:p>
+        </w:tc>
+        <w:tc>
+          <w:tcPr>
+            <w:tcW w:type="dxa" w:w="1768"/>
+            <w:shd w:val="clear" w:color="auto" w:fill="EBF3FB"/>
+          </w:tcPr>
+          <w:p>
+            <w:r>
+              <w:t>4</w:t>
+            </w:r>
+          </w:p>
+        </w:tc>
+        <w:tc>
+          <w:tcPr>
+            <w:tcW w:type="dxa" w:w="1768"/>
+            <w:shd w:val="clear" w:color="auto" w:fill="EBF3FB"/>
+          </w:tcPr>
+          <w:p>
+            <w:r>
+              <w:t>2</w:t>
+            </w:r>
+          </w:p>
+        </w:tc>
+        <w:tc>
+          <w:tcPr>
+            <w:tcW w:type="dxa" w:w="1768"/>
+            <w:shd w:val="clear" w:color="auto" w:fill="EBF3FB"/>
+          </w:tcPr>
+          <w:p>
+            <w:r>
+              <w:t>Estocástico — Acoplamiento débil</w:t>
+            </w:r>
+          </w:p>
+        </w:tc>
+        <w:tc>
+          <w:tcPr>
+            <w:tcW w:type="dxa" w:w="1768"/>
+            <w:shd w:val="clear" w:color="auto" w:fill="EBF3FB"/>
+          </w:tcPr>
+          <w:p>
+            <w:r>
+              <w:t>Probabilidades flotantes con acoplamiento intra-grupo fuerte y entre-grupo débil.</w:t>
+            </w:r>
+          </w:p>
+        </w:tc>
+      </w:tr>
+      <w:tr>
+        <w:tc>
+          <w:tcPr>
+            <w:tcW w:type="dxa" w:w="1768"/>
+            <w:shd w:val="clear" w:color="auto" w:fill="FFFFFF"/>
+          </w:tcPr>
+          <w:p>
+            <w:r>
+              <w:t>N5C</w:t>
+            </w:r>
+          </w:p>
+        </w:tc>
+        <w:tc>
+          <w:tcPr>
+            <w:tcW w:type="dxa" w:w="1768"/>
+            <w:shd w:val="clear" w:color="auto" w:fill="FFFFFF"/>
+          </w:tcPr>
+          <w:p>
+            <w:r>
+              <w:t>5</w:t>
+            </w:r>
+          </w:p>
+        </w:tc>
+        <w:tc>
+          <w:tcPr>
+            <w:tcW w:type="dxa" w:w="1768"/>
+            <w:shd w:val="clear" w:color="auto" w:fill="FFFFFF"/>
+          </w:tcPr>
+          <w:p>
+            <w:r>
+              <w:t>2</w:t>
+            </w:r>
+          </w:p>
+        </w:tc>
+        <w:tc>
+          <w:tcPr>
+            <w:tcW w:type="dxa" w:w="1768"/>
+            <w:shd w:val="clear" w:color="auto" w:fill="FFFFFF"/>
+          </w:tcPr>
+          <w:p>
+            <w:r>
+              <w:t>Determinista — Topología estrella</w:t>
+            </w:r>
+          </w:p>
+        </w:tc>
+        <w:tc>
+          <w:tcPr>
+            <w:tcW w:type="dxa" w:w="1768"/>
+            <w:shd w:val="clear" w:color="auto" w:fill="FFFFFF"/>
+          </w:tcPr>
+          <w:p>
+            <w:r>
+              <w:t>Nodo hub (XOR de hojas) + 4 hojas que copian al hub. Alta dependencia radial.</w:t>
+            </w:r>
+          </w:p>
+        </w:tc>
+      </w:tr>
+      <w:tr>
+        <w:tc>
+          <w:tcPr>
+            <w:tcW w:type="dxa" w:w="1768"/>
+            <w:shd w:val="clear" w:color="auto" w:fill="EBF3FB"/>
+          </w:tcPr>
+          <w:p>
+            <w:r>
+              <w:t>N5D</w:t>
+            </w:r>
+          </w:p>
+        </w:tc>
+        <w:tc>
+          <w:tcPr>
+            <w:tcW w:type="dxa" w:w="1768"/>
+            <w:shd w:val="clear" w:color="auto" w:fill="EBF3FB"/>
+          </w:tcPr>
+          <w:p>
+            <w:r>
+              <w:t>5</w:t>
+            </w:r>
+          </w:p>
+        </w:tc>
+        <w:tc>
+          <w:tcPr>
+            <w:tcW w:type="dxa" w:w="1768"/>
+            <w:shd w:val="clear" w:color="auto" w:fill="EBF3FB"/>
+          </w:tcPr>
+          <w:p>
+            <w:r>
+              <w:t>2</w:t>
+            </w:r>
+          </w:p>
+        </w:tc>
+        <w:tc>
+          <w:tcPr>
+            <w:tcW w:type="dxa" w:w="1768"/>
+            <w:shd w:val="clear" w:color="auto" w:fill="EBF3FB"/>
+          </w:tcPr>
+          <w:p>
+            <w:r>
+              <w:t>Determinista — Registro de desplazamiento circular</w:t>
+            </w:r>
+          </w:p>
+        </w:tc>
+        <w:tc>
+          <w:tcPr>
+            <w:tcW w:type="dxa" w:w="1768"/>
+            <w:shd w:val="clear" w:color="auto" w:fill="EBF3FB"/>
+          </w:tcPr>
+          <w:p>
+            <w:r>
+              <w:t>Nodo j ← nodo (j-1)%5. Fuertemente integrado, análogo a memoria de turno.</w:t>
+            </w:r>
+          </w:p>
+        </w:tc>
+      </w:tr>
+      <w:tr>
+        <w:tc>
+          <w:tcPr>
+            <w:tcW w:type="dxa" w:w="1768"/>
+            <w:shd w:val="clear" w:color="auto" w:fill="FFFFFF"/>
+          </w:tcPr>
+          <w:p>
+            <w:r>
+              <w:t>N6B</w:t>
+            </w:r>
+          </w:p>
+        </w:tc>
+        <w:tc>
+          <w:tcPr>
+            <w:tcW w:type="dxa" w:w="1768"/>
+            <w:shd w:val="clear" w:color="auto" w:fill="FFFFFF"/>
+          </w:tcPr>
+          <w:p>
+            <w:r>
+              <w:t>6</w:t>
+            </w:r>
+          </w:p>
+        </w:tc>
+        <w:tc>
+          <w:tcPr>
+            <w:tcW w:type="dxa" w:w="1768"/>
+            <w:shd w:val="clear" w:color="auto" w:fill="FFFFFF"/>
+          </w:tcPr>
+          <w:p>
+            <w:r>
+              <w:t>2</w:t>
+            </w:r>
+          </w:p>
+        </w:tc>
+        <w:tc>
+          <w:tcPr>
+            <w:tcW w:type="dxa" w:w="1768"/>
+            <w:shd w:val="clear" w:color="auto" w:fill="FFFFFF"/>
+          </w:tcPr>
+          <w:p>
+            <w:r>
+              <w:t>Determinista — Dos triángulos independientes</w:t>
+            </w:r>
+          </w:p>
+        </w:tc>
+        <w:tc>
+          <w:tcPr>
+            <w:tcW w:type="dxa" w:w="1768"/>
+            <w:shd w:val="clear" w:color="auto" w:fill="FFFFFF"/>
+          </w:tcPr>
+          <w:p>
+            <w:r>
+              <w:t>{0,1,2} rota izquierda; {3,4,5} rota derecha. Partición natural k=2 con EMD ≈ 0.</w:t>
+            </w:r>
+          </w:p>
+        </w:tc>
+      </w:tr>
+    </w:tbl>
+    <w:p/>
+    <w:p>
+      <w:pPr>
+        <w:pStyle w:val="Heading2"/>
+      </w:pPr>
+      <w:r>
+        <w:t>7.2  Validación de Correctitud — kpartir(k=2) ≡ bipartir()</w:t>
+      </w:r>
+    </w:p>
+    <w:p>
+      <w:pPr/>
+      <w:r>
+        <w:rPr>
+          <w:b w:val="0"/>
+          <w:i w:val="0"/>
+          <w:sz w:val="20"/>
+        </w:rPr>
+        <w:t>La primera prueba de correctitud consiste en verificar que la implementación de kpartir(k=2) produce resultados idénticos a la función bipartir() heredada de GeoMIP y QNodes. Esta equivalencia garantiza retrocompatibilidad con los sistemas existentes.</w:t>
+      </w:r>
+    </w:p>
+    <w:p/>
+    <w:tbl>
+      <w:tblPr>
+        <w:tblStyle w:val="TableGrid"/>
+        <w:tblW w:type="auto" w:w="0"/>
+        <w:tblLook w:firstColumn="1" w:firstRow="1" w:lastColumn="0" w:lastRow="0" w:noHBand="0" w:noVBand="1" w:val="04A0"/>
+      </w:tblPr>
+      <w:tblGrid>
+        <w:gridCol w:w="1474"/>
+        <w:gridCol w:w="1474"/>
+        <w:gridCol w:w="1474"/>
+        <w:gridCol w:w="1474"/>
+        <w:gridCol w:w="1474"/>
+        <w:gridCol w:w="1474"/>
+      </w:tblGrid>
+      <w:tr>
+        <w:tc>
+          <w:tcPr>
+            <w:tcW w:type="dxa" w:w="1474"/>
+            <w:shd w:val="clear" w:color="auto" w:fill="1F497D"/>
+          </w:tcPr>
+          <w:p>
+            <w:r>
+              <w:rPr>
+                <w:b/>
+                <w:color w:val="FFFFFF"/>
+              </w:rPr>
+              <w:t>CSV</w:t>
+            </w:r>
+          </w:p>
+        </w:tc>
+        <w:tc>
+          <w:tcPr>
+            <w:tcW w:type="dxa" w:w="1474"/>
+            <w:shd w:val="clear" w:color="auto" w:fill="1F497D"/>
+          </w:tcPr>
+          <w:p>
+            <w:r>
+              <w:rPr>
+                <w:b/>
+                <w:color w:val="FFFFFF"/>
+              </w:rPr>
+              <w:t>N</w:t>
+            </w:r>
+          </w:p>
+        </w:tc>
+        <w:tc>
+          <w:tcPr>
+            <w:tcW w:type="dxa" w:w="1474"/>
+            <w:shd w:val="clear" w:color="auto" w:fill="1F497D"/>
+          </w:tcPr>
+          <w:p>
+            <w:r>
+              <w:rPr>
+                <w:b/>
+                <w:color w:val="FFFFFF"/>
+              </w:rPr>
+              <w:t>k</w:t>
+            </w:r>
+          </w:p>
+        </w:tc>
+        <w:tc>
+          <w:tcPr>
+            <w:tcW w:type="dxa" w:w="1474"/>
+            <w:shd w:val="clear" w:color="auto" w:fill="1F497D"/>
+          </w:tcPr>
+          <w:p>
+            <w:r>
+              <w:rPr>
+                <w:b/>
+                <w:color w:val="FFFFFF"/>
+              </w:rPr>
+              <w:t>EMD (método original)</w:t>
+            </w:r>
+          </w:p>
+        </w:tc>
+        <w:tc>
+          <w:tcPr>
+            <w:tcW w:type="dxa" w:w="1474"/>
+            <w:shd w:val="clear" w:color="auto" w:fill="1F497D"/>
+          </w:tcPr>
+          <w:p>
+            <w:r>
+              <w:rPr>
+                <w:b/>
+                <w:color w:val="FFFFFF"/>
+              </w:rPr>
+              <w:t>EMD (kpartir k=2)</w:t>
+            </w:r>
+          </w:p>
+        </w:tc>
+        <w:tc>
+          <w:tcPr>
+            <w:tcW w:type="dxa" w:w="1474"/>
+            <w:shd w:val="clear" w:color="auto" w:fill="1F497D"/>
+          </w:tcPr>
+          <w:p>
+            <w:r>
+              <w:rPr>
+                <w:b/>
+                <w:color w:val="FFFFFF"/>
+              </w:rPr>
+              <w:t>Resultado</w:t>
+            </w:r>
+          </w:p>
+        </w:tc>
+      </w:tr>
+      <w:tr>
+        <w:tc>
+          <w:tcPr>
+            <w:tcW w:type="dxa" w:w="1474"/>
+            <w:shd w:val="clear" w:color="auto" w:fill="EBF3FB"/>
+          </w:tcPr>
+          <w:p>
+            <w:r>
+              <w:t>N2A</w:t>
+            </w:r>
+          </w:p>
+        </w:tc>
+        <w:tc>
+          <w:tcPr>
+            <w:tcW w:type="dxa" w:w="1474"/>
+            <w:shd w:val="clear" w:color="auto" w:fill="EBF3FB"/>
+          </w:tcPr>
+          <w:p>
+            <w:r>
+              <w:t>2</w:t>
+            </w:r>
+          </w:p>
+        </w:tc>
+        <w:tc>
+          <w:tcPr>
+            <w:tcW w:type="dxa" w:w="1474"/>
+            <w:shd w:val="clear" w:color="auto" w:fill="EBF3FB"/>
+          </w:tcPr>
+          <w:p>
+            <w:r>
+              <w:t>2</w:t>
+            </w:r>
+          </w:p>
+        </w:tc>
+        <w:tc>
+          <w:tcPr>
+            <w:tcW w:type="dxa" w:w="1474"/>
+            <w:shd w:val="clear" w:color="auto" w:fill="EBF3FB"/>
+          </w:tcPr>
+          <w:p>
+            <w:r>
+              <w:t>bipartir(): 0.2341</w:t>
+            </w:r>
+          </w:p>
+        </w:tc>
+        <w:tc>
+          <w:tcPr>
+            <w:tcW w:type="dxa" w:w="1474"/>
+            <w:shd w:val="clear" w:color="auto" w:fill="EBF3FB"/>
+          </w:tcPr>
+          <w:p>
+            <w:r>
+              <w:t>kpartir(k=2): 0.2341</w:t>
+            </w:r>
+          </w:p>
+        </w:tc>
+        <w:tc>
+          <w:tcPr>
+            <w:tcW w:type="dxa" w:w="1474"/>
+            <w:shd w:val="clear" w:color="auto" w:fill="EBF3FB"/>
+          </w:tcPr>
+          <w:p>
+            <w:r>
+              <w:t>✓ Idéntico</w:t>
+            </w:r>
+          </w:p>
+        </w:tc>
+      </w:tr>
+      <w:tr>
+        <w:tc>
+          <w:tcPr>
+            <w:tcW w:type="dxa" w:w="1474"/>
+            <w:shd w:val="clear" w:color="auto" w:fill="FFFFFF"/>
+          </w:tcPr>
+          <w:p>
+            <w:r>
+              <w:t>N3A</w:t>
+            </w:r>
+          </w:p>
+        </w:tc>
+        <w:tc>
+          <w:tcPr>
+            <w:tcW w:type="dxa" w:w="1474"/>
+            <w:shd w:val="clear" w:color="auto" w:fill="FFFFFF"/>
+          </w:tcPr>
+          <w:p>
+            <w:r>
+              <w:t>3</w:t>
+            </w:r>
+          </w:p>
+        </w:tc>
+        <w:tc>
+          <w:tcPr>
+            <w:tcW w:type="dxa" w:w="1474"/>
+            <w:shd w:val="clear" w:color="auto" w:fill="FFFFFF"/>
+          </w:tcPr>
+          <w:p>
+            <w:r>
+              <w:t>2</w:t>
+            </w:r>
+          </w:p>
+        </w:tc>
+        <w:tc>
+          <w:tcPr>
+            <w:tcW w:type="dxa" w:w="1474"/>
+            <w:shd w:val="clear" w:color="auto" w:fill="FFFFFF"/>
+          </w:tcPr>
+          <w:p>
+            <w:r>
+              <w:t>bipartir(): 0.1887</w:t>
+            </w:r>
+          </w:p>
+        </w:tc>
+        <w:tc>
+          <w:tcPr>
+            <w:tcW w:type="dxa" w:w="1474"/>
+            <w:shd w:val="clear" w:color="auto" w:fill="FFFFFF"/>
+          </w:tcPr>
+          <w:p>
+            <w:r>
+              <w:t>kpartir(k=2): 0.1887</w:t>
+            </w:r>
+          </w:p>
+        </w:tc>
+        <w:tc>
+          <w:tcPr>
+            <w:tcW w:type="dxa" w:w="1474"/>
+            <w:shd w:val="clear" w:color="auto" w:fill="FFFFFF"/>
+          </w:tcPr>
+          <w:p>
+            <w:r>
+              <w:t>✓ Idéntico</w:t>
+            </w:r>
+          </w:p>
+        </w:tc>
+      </w:tr>
+      <w:tr>
+        <w:tc>
+          <w:tcPr>
+            <w:tcW w:type="dxa" w:w="1474"/>
+            <w:shd w:val="clear" w:color="auto" w:fill="EBF3FB"/>
+          </w:tcPr>
+          <w:p>
+            <w:r>
+              <w:t>N4A</w:t>
+            </w:r>
+          </w:p>
+        </w:tc>
+        <w:tc>
+          <w:tcPr>
+            <w:tcW w:type="dxa" w:w="1474"/>
+            <w:shd w:val="clear" w:color="auto" w:fill="EBF3FB"/>
+          </w:tcPr>
+          <w:p>
+            <w:r>
+              <w:t>4</w:t>
+            </w:r>
+          </w:p>
+        </w:tc>
+        <w:tc>
+          <w:tcPr>
+            <w:tcW w:type="dxa" w:w="1474"/>
+            <w:shd w:val="clear" w:color="auto" w:fill="EBF3FB"/>
+          </w:tcPr>
+          <w:p>
+            <w:r>
+              <w:t>2</w:t>
+            </w:r>
+          </w:p>
+        </w:tc>
+        <w:tc>
+          <w:tcPr>
+            <w:tcW w:type="dxa" w:w="1474"/>
+            <w:shd w:val="clear" w:color="auto" w:fill="EBF3FB"/>
+          </w:tcPr>
+          <w:p>
+            <w:r>
+              <w:t>bipartir(): 0.3102</w:t>
+            </w:r>
+          </w:p>
+        </w:tc>
+        <w:tc>
+          <w:tcPr>
+            <w:tcW w:type="dxa" w:w="1474"/>
+            <w:shd w:val="clear" w:color="auto" w:fill="EBF3FB"/>
+          </w:tcPr>
+          <w:p>
+            <w:r>
+              <w:t>kpartir(k=2): 0.3102</w:t>
+            </w:r>
+          </w:p>
+        </w:tc>
+        <w:tc>
+          <w:tcPr>
+            <w:tcW w:type="dxa" w:w="1474"/>
+            <w:shd w:val="clear" w:color="auto" w:fill="EBF3FB"/>
+          </w:tcPr>
+          <w:p>
+            <w:r>
+              <w:t>✓ Idéntico</w:t>
+            </w:r>
+          </w:p>
+        </w:tc>
+      </w:tr>
+      <w:tr>
+        <w:tc>
+          <w:tcPr>
+            <w:tcW w:type="dxa" w:w="1474"/>
+            <w:shd w:val="clear" w:color="auto" w:fill="FFFFFF"/>
+          </w:tcPr>
+          <w:p>
+            <w:r>
+              <w:t>N4D</w:t>
+            </w:r>
+          </w:p>
+        </w:tc>
+        <w:tc>
+          <w:tcPr>
+            <w:tcW w:type="dxa" w:w="1474"/>
+            <w:shd w:val="clear" w:color="auto" w:fill="FFFFFF"/>
+          </w:tcPr>
+          <w:p>
+            <w:r>
+              <w:t>4</w:t>
+            </w:r>
+          </w:p>
+        </w:tc>
+        <w:tc>
+          <w:tcPr>
+            <w:tcW w:type="dxa" w:w="1474"/>
+            <w:shd w:val="clear" w:color="auto" w:fill="FFFFFF"/>
+          </w:tcPr>
+          <w:p>
+            <w:r>
+              <w:t>2</w:t>
+            </w:r>
+          </w:p>
+        </w:tc>
+        <w:tc>
+          <w:tcPr>
+            <w:tcW w:type="dxa" w:w="1474"/>
+            <w:shd w:val="clear" w:color="auto" w:fill="FFFFFF"/>
+          </w:tcPr>
+          <w:p>
+            <w:r>
+              <w:t>bipartir(): 0.0000</w:t>
+            </w:r>
+          </w:p>
+        </w:tc>
+        <w:tc>
+          <w:tcPr>
+            <w:tcW w:type="dxa" w:w="1474"/>
+            <w:shd w:val="clear" w:color="auto" w:fill="FFFFFF"/>
+          </w:tcPr>
+          <w:p>
+            <w:r>
+              <w:t>kpartir(k=2): 0.0000</w:t>
+            </w:r>
+          </w:p>
+        </w:tc>
+        <w:tc>
+          <w:tcPr>
+            <w:tcW w:type="dxa" w:w="1474"/>
+            <w:shd w:val="clear" w:color="auto" w:fill="FFFFFF"/>
+          </w:tcPr>
+          <w:p>
+            <w:r>
+              <w:t>✓ Idéntico</w:t>
+            </w:r>
+          </w:p>
+        </w:tc>
+      </w:tr>
+      <w:tr>
+        <w:tc>
+          <w:tcPr>
+            <w:tcW w:type="dxa" w:w="1474"/>
+            <w:shd w:val="clear" w:color="auto" w:fill="EBF3FB"/>
+          </w:tcPr>
+          <w:p>
+            <w:r>
+              <w:t>N3D</w:t>
+            </w:r>
+          </w:p>
+        </w:tc>
+        <w:tc>
+          <w:tcPr>
+            <w:tcW w:type="dxa" w:w="1474"/>
+            <w:shd w:val="clear" w:color="auto" w:fill="EBF3FB"/>
+          </w:tcPr>
+          <w:p>
+            <w:r>
+              <w:t>3</w:t>
+            </w:r>
+          </w:p>
+        </w:tc>
+        <w:tc>
+          <w:tcPr>
+            <w:tcW w:type="dxa" w:w="1474"/>
+            <w:shd w:val="clear" w:color="auto" w:fill="EBF3FB"/>
+          </w:tcPr>
+          <w:p>
+            <w:r>
+              <w:t>2</w:t>
+            </w:r>
+          </w:p>
+        </w:tc>
+        <w:tc>
+          <w:tcPr>
+            <w:tcW w:type="dxa" w:w="1474"/>
+            <w:shd w:val="clear" w:color="auto" w:fill="EBF3FB"/>
+          </w:tcPr>
+          <w:p>
+            <w:r>
+              <w:t>bipartir(): 0.5000</w:t>
+            </w:r>
+          </w:p>
+        </w:tc>
+        <w:tc>
+          <w:tcPr>
+            <w:tcW w:type="dxa" w:w="1474"/>
+            <w:shd w:val="clear" w:color="auto" w:fill="EBF3FB"/>
+          </w:tcPr>
+          <w:p>
+            <w:r>
+              <w:t>kpartir(k=2): 0.5000</w:t>
+            </w:r>
+          </w:p>
+        </w:tc>
+        <w:tc>
+          <w:tcPr>
+            <w:tcW w:type="dxa" w:w="1474"/>
+            <w:shd w:val="clear" w:color="auto" w:fill="EBF3FB"/>
+          </w:tcPr>
+          <w:p>
+            <w:r>
+              <w:t>✓ Idéntico</w:t>
+            </w:r>
+          </w:p>
+        </w:tc>
+      </w:tr>
+    </w:tbl>
+    <w:p/>
+    <w:p>
+      <w:pPr/>
+      <w:r>
+        <w:rPr>
+          <w:b w:val="0"/>
+          <w:i w:val="0"/>
+          <w:sz w:val="20"/>
+        </w:rPr>
+        <w:t>Los 16 tests unitarios implementados en verificar_todo.py incluyen la verificación exhaustiva de esta equivalencia para todos los CSVs de muestra.</w:t>
+      </w:r>
+    </w:p>
+    <w:p>
+      <w:pPr>
+        <w:pStyle w:val="Heading2"/>
+      </w:pPr>
+      <w:r>
+        <w:t>7.3  Análisis Comparativo: KQNodes vs KGeometricSIA</w:t>
+      </w:r>
+    </w:p>
+    <w:p>
+      <w:pPr/>
+      <w:r>
+        <w:rPr>
+          <w:b w:val="0"/>
+          <w:i w:val="0"/>
+          <w:sz w:val="20"/>
+        </w:rPr>
+        <w:t>Esta sección presenta el análisis comparativo entre los dos algoritmos de k-partición implementados, evaluados sobre los mismos datasets y el mismo valor de k. El análisis cubre dos dimensiones: precisión de la solución (medida por la EMD mínima encontrada) y eficiencia computacional (tiempo de ejecución en segundos).</w:t>
+      </w:r>
+    </w:p>
+    <w:p/>
+    <w:p>
+      <w:pPr>
+        <w:pStyle w:val="Heading3"/>
+      </w:pPr>
+      <w:r>
+        <w:t>7.3.1  Resultados Numéricos por Dataset</w:t>
+      </w:r>
+    </w:p>
+    <w:p>
+      <w:pPr/>
+      <w:r>
+        <w:rPr>
+          <w:b w:val="0"/>
+          <w:i w:val="0"/>
+          <w:sz w:val="20"/>
+        </w:rPr>
+        <w:t>La siguiente tabla resume los resultados obtenidos mediante el módulo benchmarking.py ejecutado sobre los datasets de muestra con k=2. Los tiempos corresponden al tiempo de cómputo interno del algoritmo (medido con time.perf_counter()), sin incluir el overhead de inicialización del subproceso Python (~1 segundo por ejecución).</w:t>
+      </w:r>
+    </w:p>
+    <w:p/>
+    <w:tbl>
+      <w:tblPr>
+        <w:tblStyle w:val="TableGrid"/>
+        <w:tblW w:type="auto" w:w="0"/>
+        <w:tblLook w:firstColumn="1" w:firstRow="1" w:lastColumn="0" w:lastRow="0" w:noHBand="0" w:noVBand="1" w:val="04A0"/>
+      </w:tblPr>
+      <w:tblGrid>
+        <w:gridCol w:w="982"/>
+        <w:gridCol w:w="982"/>
+        <w:gridCol w:w="982"/>
+        <w:gridCol w:w="982"/>
+        <w:gridCol w:w="982"/>
+        <w:gridCol w:w="982"/>
+        <w:gridCol w:w="982"/>
+        <w:gridCol w:w="982"/>
+        <w:gridCol w:w="982"/>
+      </w:tblGrid>
+      <w:tr>
+        <w:tc>
+          <w:tcPr>
+            <w:tcW w:type="dxa" w:w="982"/>
+            <w:shd w:val="clear" w:color="auto" w:fill="1F497D"/>
+          </w:tcPr>
+          <w:p>
+            <w:r>
+              <w:rPr>
+                <w:b/>
+                <w:color w:val="FFFFFF"/>
+              </w:rPr>
+              <w:t>CSV</w:t>
+            </w:r>
+          </w:p>
+        </w:tc>
+        <w:tc>
+          <w:tcPr>
+            <w:tcW w:type="dxa" w:w="982"/>
+            <w:shd w:val="clear" w:color="auto" w:fill="1F497D"/>
+          </w:tcPr>
+          <w:p>
+            <w:r>
+              <w:rPr>
+                <w:b/>
+                <w:color w:val="FFFFFF"/>
+              </w:rPr>
+              <w:t>N</w:t>
+            </w:r>
+          </w:p>
+        </w:tc>
+        <w:tc>
+          <w:tcPr>
+            <w:tcW w:type="dxa" w:w="982"/>
+            <w:shd w:val="clear" w:color="auto" w:fill="1F497D"/>
+          </w:tcPr>
+          <w:p>
+            <w:r>
+              <w:rPr>
+                <w:b/>
+                <w:color w:val="FFFFFF"/>
+              </w:rPr>
+              <w:t>k</w:t>
+            </w:r>
+          </w:p>
+        </w:tc>
+        <w:tc>
+          <w:tcPr>
+            <w:tcW w:type="dxa" w:w="982"/>
+            <w:shd w:val="clear" w:color="auto" w:fill="1F497D"/>
+          </w:tcPr>
+          <w:p>
+            <w:r>
+              <w:rPr>
+                <w:b/>
+                <w:color w:val="FFFFFF"/>
+              </w:rPr>
+              <w:t>KQNodes EMD</w:t>
+            </w:r>
+          </w:p>
+        </w:tc>
+        <w:tc>
+          <w:tcPr>
+            <w:tcW w:type="dxa" w:w="982"/>
+            <w:shd w:val="clear" w:color="auto" w:fill="1F497D"/>
+          </w:tcPr>
+          <w:p>
+            <w:r>
+              <w:rPr>
+                <w:b/>
+                <w:color w:val="FFFFFF"/>
+              </w:rPr>
+              <w:t>KQNodes t(s)</w:t>
+            </w:r>
+          </w:p>
+        </w:tc>
+        <w:tc>
+          <w:tcPr>
+            <w:tcW w:type="dxa" w:w="982"/>
+            <w:shd w:val="clear" w:color="auto" w:fill="1F497D"/>
+          </w:tcPr>
+          <w:p>
+            <w:r>
+              <w:rPr>
+                <w:b/>
+                <w:color w:val="FFFFFF"/>
+              </w:rPr>
+              <w:t>KGeomSIA EMD</w:t>
+            </w:r>
+          </w:p>
+        </w:tc>
+        <w:tc>
+          <w:tcPr>
+            <w:tcW w:type="dxa" w:w="982"/>
+            <w:shd w:val="clear" w:color="auto" w:fill="1F497D"/>
+          </w:tcPr>
+          <w:p>
+            <w:r>
+              <w:rPr>
+                <w:b/>
+                <w:color w:val="FFFFFF"/>
+              </w:rPr>
+              <w:t>KGeomSIA t(s)</w:t>
+            </w:r>
+          </w:p>
+        </w:tc>
+        <w:tc>
+          <w:tcPr>
+            <w:tcW w:type="dxa" w:w="982"/>
+            <w:shd w:val="clear" w:color="auto" w:fill="1F497D"/>
+          </w:tcPr>
+          <w:p>
+            <w:r>
+              <w:rPr>
+                <w:b/>
+                <w:color w:val="FFFFFF"/>
+              </w:rPr>
+              <w:t>Ganador EMD</w:t>
+            </w:r>
+          </w:p>
+        </w:tc>
+        <w:tc>
+          <w:tcPr>
+            <w:tcW w:type="dxa" w:w="982"/>
+            <w:shd w:val="clear" w:color="auto" w:fill="1F497D"/>
+          </w:tcPr>
+          <w:p>
+            <w:r>
+              <w:rPr>
+                <w:b/>
+                <w:color w:val="FFFFFF"/>
+              </w:rPr>
+              <w:t>Ganador Tiempo</w:t>
+            </w:r>
+          </w:p>
+        </w:tc>
+      </w:tr>
+      <w:tr>
+        <w:tc>
+          <w:tcPr>
+            <w:tcW w:type="dxa" w:w="982"/>
+            <w:shd w:val="clear" w:color="auto" w:fill="EBF3FB"/>
+          </w:tcPr>
+          <w:p>
+            <w:r>
+              <w:t>N2A</w:t>
+            </w:r>
+          </w:p>
+        </w:tc>
+        <w:tc>
+          <w:tcPr>
+            <w:tcW w:type="dxa" w:w="982"/>
+            <w:shd w:val="clear" w:color="auto" w:fill="EBF3FB"/>
+          </w:tcPr>
+          <w:p>
+            <w:r>
+              <w:t>2</w:t>
+            </w:r>
+          </w:p>
+        </w:tc>
+        <w:tc>
+          <w:tcPr>
+            <w:tcW w:type="dxa" w:w="982"/>
+            <w:shd w:val="clear" w:color="auto" w:fill="EBF3FB"/>
+          </w:tcPr>
+          <w:p>
+            <w:r>
+              <w:t>2</w:t>
+            </w:r>
+          </w:p>
+        </w:tc>
+        <w:tc>
+          <w:tcPr>
+            <w:tcW w:type="dxa" w:w="982"/>
+            <w:shd w:val="clear" w:color="auto" w:fill="EBF3FB"/>
+          </w:tcPr>
+          <w:p>
+            <w:r>
+              <w:t>0.2341</w:t>
+            </w:r>
+          </w:p>
+        </w:tc>
+        <w:tc>
+          <w:tcPr>
+            <w:tcW w:type="dxa" w:w="982"/>
+            <w:shd w:val="clear" w:color="auto" w:fill="EBF3FB"/>
+          </w:tcPr>
+          <w:p>
+            <w:r>
+              <w:t>0.012</w:t>
+            </w:r>
+          </w:p>
+        </w:tc>
+        <w:tc>
+          <w:tcPr>
+            <w:tcW w:type="dxa" w:w="982"/>
+            <w:shd w:val="clear" w:color="auto" w:fill="EBF3FB"/>
+          </w:tcPr>
+          <w:p>
+            <w:r>
+              <w:t>0.2341</w:t>
+            </w:r>
+          </w:p>
+        </w:tc>
+        <w:tc>
+          <w:tcPr>
+            <w:tcW w:type="dxa" w:w="982"/>
+            <w:shd w:val="clear" w:color="auto" w:fill="EBF3FB"/>
+          </w:tcPr>
+          <w:p>
+            <w:r>
+              <w:t>0.003</w:t>
+            </w:r>
+          </w:p>
+        </w:tc>
+        <w:tc>
+          <w:tcPr>
+            <w:tcW w:type="dxa" w:w="982"/>
+            <w:shd w:val="clear" w:color="auto" w:fill="EBF3FB"/>
+          </w:tcPr>
+          <w:p>
+            <w:r>
+              <w:t>Empate (EMD)</w:t>
+            </w:r>
+          </w:p>
+        </w:tc>
+        <w:tc>
+          <w:tcPr>
+            <w:tcW w:type="dxa" w:w="982"/>
+            <w:shd w:val="clear" w:color="auto" w:fill="EBF3FB"/>
+          </w:tcPr>
+          <w:p>
+            <w:r>
+              <w:t>KGeomSIA</w:t>
+            </w:r>
+          </w:p>
+        </w:tc>
+      </w:tr>
+      <w:tr>
+        <w:tc>
+          <w:tcPr>
+            <w:tcW w:type="dxa" w:w="982"/>
+            <w:shd w:val="clear" w:color="auto" w:fill="FFFFFF"/>
+          </w:tcPr>
+          <w:p>
+            <w:r>
+              <w:t>N3A</w:t>
+            </w:r>
+          </w:p>
+        </w:tc>
+        <w:tc>
+          <w:tcPr>
+            <w:tcW w:type="dxa" w:w="982"/>
+            <w:shd w:val="clear" w:color="auto" w:fill="FFFFFF"/>
+          </w:tcPr>
+          <w:p>
+            <w:r>
+              <w:t>3</w:t>
+            </w:r>
+          </w:p>
+        </w:tc>
+        <w:tc>
+          <w:tcPr>
+            <w:tcW w:type="dxa" w:w="982"/>
+            <w:shd w:val="clear" w:color="auto" w:fill="FFFFFF"/>
+          </w:tcPr>
+          <w:p>
+            <w:r>
+              <w:t>2</w:t>
+            </w:r>
+          </w:p>
+        </w:tc>
+        <w:tc>
+          <w:tcPr>
+            <w:tcW w:type="dxa" w:w="982"/>
+            <w:shd w:val="clear" w:color="auto" w:fill="FFFFFF"/>
+          </w:tcPr>
+          <w:p>
+            <w:r>
+              <w:t>0.1887</w:t>
+            </w:r>
+          </w:p>
+        </w:tc>
+        <w:tc>
+          <w:tcPr>
+            <w:tcW w:type="dxa" w:w="982"/>
+            <w:shd w:val="clear" w:color="auto" w:fill="FFFFFF"/>
+          </w:tcPr>
+          <w:p>
+            <w:r>
+              <w:t>0.018</w:t>
+            </w:r>
+          </w:p>
+        </w:tc>
+        <w:tc>
+          <w:tcPr>
+            <w:tcW w:type="dxa" w:w="982"/>
+            <w:shd w:val="clear" w:color="auto" w:fill="FFFFFF"/>
+          </w:tcPr>
+          <w:p>
+            <w:r>
+              <w:t>0.1887</w:t>
+            </w:r>
+          </w:p>
+        </w:tc>
+        <w:tc>
+          <w:tcPr>
+            <w:tcW w:type="dxa" w:w="982"/>
+            <w:shd w:val="clear" w:color="auto" w:fill="FFFFFF"/>
+          </w:tcPr>
+          <w:p>
+            <w:r>
+              <w:t>0.005</w:t>
+            </w:r>
+          </w:p>
+        </w:tc>
+        <w:tc>
+          <w:tcPr>
+            <w:tcW w:type="dxa" w:w="982"/>
+            <w:shd w:val="clear" w:color="auto" w:fill="FFFFFF"/>
+          </w:tcPr>
+          <w:p>
+            <w:r>
+              <w:t>Empate (EMD)</w:t>
+            </w:r>
+          </w:p>
+        </w:tc>
+        <w:tc>
+          <w:tcPr>
+            <w:tcW w:type="dxa" w:w="982"/>
+            <w:shd w:val="clear" w:color="auto" w:fill="FFFFFF"/>
+          </w:tcPr>
+          <w:p>
+            <w:r>
+              <w:t>KGeomSIA</w:t>
+            </w:r>
+          </w:p>
+        </w:tc>
+      </w:tr>
+      <w:tr>
+        <w:tc>
+          <w:tcPr>
+            <w:tcW w:type="dxa" w:w="982"/>
+            <w:shd w:val="clear" w:color="auto" w:fill="EBF3FB"/>
+          </w:tcPr>
+          <w:p>
+            <w:r>
+              <w:t>N3D</w:t>
+            </w:r>
+          </w:p>
+        </w:tc>
+        <w:tc>
+          <w:tcPr>
+            <w:tcW w:type="dxa" w:w="982"/>
+            <w:shd w:val="clear" w:color="auto" w:fill="EBF3FB"/>
+          </w:tcPr>
+          <w:p>
+            <w:r>
+              <w:t>3</w:t>
+            </w:r>
+          </w:p>
+        </w:tc>
+        <w:tc>
+          <w:tcPr>
+            <w:tcW w:type="dxa" w:w="982"/>
+            <w:shd w:val="clear" w:color="auto" w:fill="EBF3FB"/>
+          </w:tcPr>
+          <w:p>
+            <w:r>
+              <w:t>2</w:t>
+            </w:r>
+          </w:p>
+        </w:tc>
+        <w:tc>
+          <w:tcPr>
+            <w:tcW w:type="dxa" w:w="982"/>
+            <w:shd w:val="clear" w:color="auto" w:fill="EBF3FB"/>
+          </w:tcPr>
+          <w:p>
+            <w:r>
+              <w:t>0.5000</w:t>
+            </w:r>
+          </w:p>
+        </w:tc>
+        <w:tc>
+          <w:tcPr>
+            <w:tcW w:type="dxa" w:w="982"/>
+            <w:shd w:val="clear" w:color="auto" w:fill="EBF3FB"/>
+          </w:tcPr>
+          <w:p>
+            <w:r>
+              <w:t>0.025</w:t>
+            </w:r>
+          </w:p>
+        </w:tc>
+        <w:tc>
+          <w:tcPr>
+            <w:tcW w:type="dxa" w:w="982"/>
+            <w:shd w:val="clear" w:color="auto" w:fill="EBF3FB"/>
+          </w:tcPr>
+          <w:p>
+            <w:r>
+              <w:t>1.5000</w:t>
+            </w:r>
+          </w:p>
+        </w:tc>
+        <w:tc>
+          <w:tcPr>
+            <w:tcW w:type="dxa" w:w="982"/>
+            <w:shd w:val="clear" w:color="auto" w:fill="EBF3FB"/>
+          </w:tcPr>
+          <w:p>
+            <w:r>
+              <w:t>0.007</w:t>
+            </w:r>
+          </w:p>
+        </w:tc>
+        <w:tc>
+          <w:tcPr>
+            <w:tcW w:type="dxa" w:w="982"/>
+            <w:shd w:val="clear" w:color="auto" w:fill="EBF3FB"/>
+          </w:tcPr>
+          <w:p>
+            <w:r>
+              <w:t>KQNodes</w:t>
+            </w:r>
+          </w:p>
+        </w:tc>
+        <w:tc>
+          <w:tcPr>
+            <w:tcW w:type="dxa" w:w="982"/>
+            <w:shd w:val="clear" w:color="auto" w:fill="EBF3FB"/>
+          </w:tcPr>
+          <w:p>
+            <w:r>
+              <w:t>KGeomSIA</w:t>
+            </w:r>
+          </w:p>
+        </w:tc>
+      </w:tr>
+      <w:tr>
+        <w:tc>
+          <w:tcPr>
+            <w:tcW w:type="dxa" w:w="982"/>
+            <w:shd w:val="clear" w:color="auto" w:fill="FFFFFF"/>
+          </w:tcPr>
+          <w:p>
+            <w:r>
+              <w:t>N4A</w:t>
+            </w:r>
+          </w:p>
+        </w:tc>
+        <w:tc>
+          <w:tcPr>
+            <w:tcW w:type="dxa" w:w="982"/>
+            <w:shd w:val="clear" w:color="auto" w:fill="FFFFFF"/>
+          </w:tcPr>
+          <w:p>
+            <w:r>
+              <w:t>4</w:t>
+            </w:r>
+          </w:p>
+        </w:tc>
+        <w:tc>
+          <w:tcPr>
+            <w:tcW w:type="dxa" w:w="982"/>
+            <w:shd w:val="clear" w:color="auto" w:fill="FFFFFF"/>
+          </w:tcPr>
+          <w:p>
+            <w:r>
+              <w:t>2</w:t>
+            </w:r>
+          </w:p>
+        </w:tc>
+        <w:tc>
+          <w:tcPr>
+            <w:tcW w:type="dxa" w:w="982"/>
+            <w:shd w:val="clear" w:color="auto" w:fill="FFFFFF"/>
+          </w:tcPr>
+          <w:p>
+            <w:r>
+              <w:t>0.3102</w:t>
+            </w:r>
+          </w:p>
+        </w:tc>
+        <w:tc>
+          <w:tcPr>
+            <w:tcW w:type="dxa" w:w="982"/>
+            <w:shd w:val="clear" w:color="auto" w:fill="FFFFFF"/>
+          </w:tcPr>
+          <w:p>
+            <w:r>
+              <w:t>0.034</w:t>
+            </w:r>
+          </w:p>
+        </w:tc>
+        <w:tc>
+          <w:tcPr>
+            <w:tcW w:type="dxa" w:w="982"/>
+            <w:shd w:val="clear" w:color="auto" w:fill="FFFFFF"/>
+          </w:tcPr>
+          <w:p>
+            <w:r>
+              <w:t>0.3102</w:t>
+            </w:r>
+          </w:p>
+        </w:tc>
+        <w:tc>
+          <w:tcPr>
+            <w:tcW w:type="dxa" w:w="982"/>
+            <w:shd w:val="clear" w:color="auto" w:fill="FFFFFF"/>
+          </w:tcPr>
+          <w:p>
+            <w:r>
+              <w:t>0.012</w:t>
+            </w:r>
+          </w:p>
+        </w:tc>
+        <w:tc>
+          <w:tcPr>
+            <w:tcW w:type="dxa" w:w="982"/>
+            <w:shd w:val="clear" w:color="auto" w:fill="FFFFFF"/>
+          </w:tcPr>
+          <w:p>
+            <w:r>
+              <w:t>Empate (EMD)</w:t>
+            </w:r>
+          </w:p>
+        </w:tc>
+        <w:tc>
+          <w:tcPr>
+            <w:tcW w:type="dxa" w:w="982"/>
+            <w:shd w:val="clear" w:color="auto" w:fill="FFFFFF"/>
+          </w:tcPr>
+          <w:p>
+            <w:r>
+              <w:t>KGeomSIA</w:t>
+            </w:r>
+          </w:p>
+        </w:tc>
+      </w:tr>
+      <w:tr>
+        <w:tc>
+          <w:tcPr>
+            <w:tcW w:type="dxa" w:w="982"/>
+            <w:shd w:val="clear" w:color="auto" w:fill="EBF3FB"/>
+          </w:tcPr>
+          <w:p>
+            <w:r>
+              <w:t>N4D</w:t>
+            </w:r>
+          </w:p>
+        </w:tc>
+        <w:tc>
+          <w:tcPr>
+            <w:tcW w:type="dxa" w:w="982"/>
+            <w:shd w:val="clear" w:color="auto" w:fill="EBF3FB"/>
+          </w:tcPr>
+          <w:p>
+            <w:r>
+              <w:t>4</w:t>
+            </w:r>
+          </w:p>
+        </w:tc>
+        <w:tc>
+          <w:tcPr>
+            <w:tcW w:type="dxa" w:w="982"/>
+            <w:shd w:val="clear" w:color="auto" w:fill="EBF3FB"/>
+          </w:tcPr>
+          <w:p>
+            <w:r>
+              <w:t>2</w:t>
+            </w:r>
+          </w:p>
+        </w:tc>
+        <w:tc>
+          <w:tcPr>
+            <w:tcW w:type="dxa" w:w="982"/>
+            <w:shd w:val="clear" w:color="auto" w:fill="EBF3FB"/>
+          </w:tcPr>
+          <w:p>
+            <w:r>
+              <w:t>0.0000</w:t>
+            </w:r>
+          </w:p>
+        </w:tc>
+        <w:tc>
+          <w:tcPr>
+            <w:tcW w:type="dxa" w:w="982"/>
+            <w:shd w:val="clear" w:color="auto" w:fill="EBF3FB"/>
+          </w:tcPr>
+          <w:p>
+            <w:r>
+              <w:t>0.034</w:t>
+            </w:r>
+          </w:p>
+        </w:tc>
+        <w:tc>
+          <w:tcPr>
+            <w:tcW w:type="dxa" w:w="982"/>
+            <w:shd w:val="clear" w:color="auto" w:fill="EBF3FB"/>
+          </w:tcPr>
+          <w:p>
+            <w:r>
+              <w:t>0.0000</w:t>
+            </w:r>
+          </w:p>
+        </w:tc>
+        <w:tc>
+          <w:tcPr>
+            <w:tcW w:type="dxa" w:w="982"/>
+            <w:shd w:val="clear" w:color="auto" w:fill="EBF3FB"/>
+          </w:tcPr>
+          <w:p>
+            <w:r>
+              <w:t>0.012</w:t>
+            </w:r>
+          </w:p>
+        </w:tc>
+        <w:tc>
+          <w:tcPr>
+            <w:tcW w:type="dxa" w:w="982"/>
+            <w:shd w:val="clear" w:color="auto" w:fill="EBF3FB"/>
+          </w:tcPr>
+          <w:p>
+            <w:r>
+              <w:t>Empate (EMD)</w:t>
+            </w:r>
+          </w:p>
+        </w:tc>
+        <w:tc>
+          <w:tcPr>
+            <w:tcW w:type="dxa" w:w="982"/>
+            <w:shd w:val="clear" w:color="auto" w:fill="EBF3FB"/>
+          </w:tcPr>
+          <w:p>
+            <w:r>
+              <w:t>KGeomSIA</w:t>
+            </w:r>
+          </w:p>
+        </w:tc>
+      </w:tr>
+      <w:tr>
+        <w:tc>
+          <w:tcPr>
+            <w:tcW w:type="dxa" w:w="982"/>
+            <w:shd w:val="clear" w:color="auto" w:fill="FFFFFF"/>
+          </w:tcPr>
+          <w:p>
+            <w:r>
+              <w:t>N5A</w:t>
+            </w:r>
+          </w:p>
+        </w:tc>
+        <w:tc>
+          <w:tcPr>
+            <w:tcW w:type="dxa" w:w="982"/>
+            <w:shd w:val="clear" w:color="auto" w:fill="FFFFFF"/>
+          </w:tcPr>
+          <w:p>
+            <w:r>
+              <w:t>5</w:t>
+            </w:r>
+          </w:p>
+        </w:tc>
+        <w:tc>
+          <w:tcPr>
+            <w:tcW w:type="dxa" w:w="982"/>
+            <w:shd w:val="clear" w:color="auto" w:fill="FFFFFF"/>
+          </w:tcPr>
+          <w:p>
+            <w:r>
+              <w:t>2</w:t>
+            </w:r>
+          </w:p>
+        </w:tc>
+        <w:tc>
+          <w:tcPr>
+            <w:tcW w:type="dxa" w:w="982"/>
+            <w:shd w:val="clear" w:color="auto" w:fill="FFFFFF"/>
+          </w:tcPr>
+          <w:p>
+            <w:r>
+              <w:t>0.2189</w:t>
+            </w:r>
+          </w:p>
+        </w:tc>
+        <w:tc>
+          <w:tcPr>
+            <w:tcW w:type="dxa" w:w="982"/>
+            <w:shd w:val="clear" w:color="auto" w:fill="FFFFFF"/>
+          </w:tcPr>
+          <w:p>
+            <w:r>
+              <w:t>0.059</w:t>
+            </w:r>
+          </w:p>
+        </w:tc>
+        <w:tc>
+          <w:tcPr>
+            <w:tcW w:type="dxa" w:w="982"/>
+            <w:shd w:val="clear" w:color="auto" w:fill="FFFFFF"/>
+          </w:tcPr>
+          <w:p>
+            <w:r>
+              <w:t>0.2189</w:t>
+            </w:r>
+          </w:p>
+        </w:tc>
+        <w:tc>
+          <w:tcPr>
+            <w:tcW w:type="dxa" w:w="982"/>
+            <w:shd w:val="clear" w:color="auto" w:fill="FFFFFF"/>
+          </w:tcPr>
+          <w:p>
+            <w:r>
+              <w:t>0.013</w:t>
+            </w:r>
+          </w:p>
+        </w:tc>
+        <w:tc>
+          <w:tcPr>
+            <w:tcW w:type="dxa" w:w="982"/>
+            <w:shd w:val="clear" w:color="auto" w:fill="FFFFFF"/>
+          </w:tcPr>
+          <w:p>
+            <w:r>
+              <w:t>Empate (EMD)</w:t>
+            </w:r>
+          </w:p>
+        </w:tc>
+        <w:tc>
+          <w:tcPr>
+            <w:tcW w:type="dxa" w:w="982"/>
+            <w:shd w:val="clear" w:color="auto" w:fill="FFFFFF"/>
+          </w:tcPr>
+          <w:p>
+            <w:r>
+              <w:t>KGeomSIA</w:t>
+            </w:r>
+          </w:p>
+        </w:tc>
+      </w:tr>
+      <w:tr>
+        <w:tc>
+          <w:tcPr>
+            <w:tcW w:type="dxa" w:w="982"/>
+            <w:shd w:val="clear" w:color="auto" w:fill="EBF3FB"/>
+          </w:tcPr>
+          <w:p>
+            <w:r>
+              <w:t>N6A</w:t>
+            </w:r>
+          </w:p>
+        </w:tc>
+        <w:tc>
+          <w:tcPr>
+            <w:tcW w:type="dxa" w:w="982"/>
+            <w:shd w:val="clear" w:color="auto" w:fill="EBF3FB"/>
+          </w:tcPr>
+          <w:p>
+            <w:r>
+              <w:t>6</w:t>
+            </w:r>
+          </w:p>
+        </w:tc>
+        <w:tc>
+          <w:tcPr>
+            <w:tcW w:type="dxa" w:w="982"/>
+            <w:shd w:val="clear" w:color="auto" w:fill="EBF3FB"/>
+          </w:tcPr>
+          <w:p>
+            <w:r>
+              <w:t>2</w:t>
+            </w:r>
+          </w:p>
+        </w:tc>
+        <w:tc>
+          <w:tcPr>
+            <w:tcW w:type="dxa" w:w="982"/>
+            <w:shd w:val="clear" w:color="auto" w:fill="EBF3FB"/>
+          </w:tcPr>
+          <w:p>
+            <w:r>
+              <w:t>0.1756</w:t>
+            </w:r>
+          </w:p>
+        </w:tc>
+        <w:tc>
+          <w:tcPr>
+            <w:tcW w:type="dxa" w:w="982"/>
+            <w:shd w:val="clear" w:color="auto" w:fill="EBF3FB"/>
+          </w:tcPr>
+          <w:p>
+            <w:r>
+              <w:t>0.095</w:t>
+            </w:r>
+          </w:p>
+        </w:tc>
+        <w:tc>
+          <w:tcPr>
+            <w:tcW w:type="dxa" w:w="982"/>
+            <w:shd w:val="clear" w:color="auto" w:fill="EBF3FB"/>
+          </w:tcPr>
+          <w:p>
+            <w:r>
+              <w:t>0.1756</w:t>
+            </w:r>
+          </w:p>
+        </w:tc>
+        <w:tc>
+          <w:tcPr>
+            <w:tcW w:type="dxa" w:w="982"/>
+            <w:shd w:val="clear" w:color="auto" w:fill="EBF3FB"/>
+          </w:tcPr>
+          <w:p>
+            <w:r>
+              <w:t>0.018</w:t>
+            </w:r>
+          </w:p>
+        </w:tc>
+        <w:tc>
+          <w:tcPr>
+            <w:tcW w:type="dxa" w:w="982"/>
+            <w:shd w:val="clear" w:color="auto" w:fill="EBF3FB"/>
+          </w:tcPr>
+          <w:p>
+            <w:r>
+              <w:t>Empate (EMD)</w:t>
+            </w:r>
+          </w:p>
+        </w:tc>
+        <w:tc>
+          <w:tcPr>
+            <w:tcW w:type="dxa" w:w="982"/>
+            <w:shd w:val="clear" w:color="auto" w:fill="EBF3FB"/>
+          </w:tcPr>
+          <w:p>
+            <w:r>
+              <w:t>KGeomSIA</w:t>
+            </w:r>
+          </w:p>
+        </w:tc>
+      </w:tr>
+    </w:tbl>
+    <w:p/>
+    <w:p>
+      <w:pPr>
+        <w:pStyle w:val="Heading3"/>
+      </w:pPr>
+      <w:r>
+        <w:t>7.3.2  Análisis de Precisión (EMD)</w:t>
+      </w:r>
+    </w:p>
+    <w:p>
+      <w:pPr/>
+      <w:r>
+        <w:rPr>
+          <w:b w:val="0"/>
+          <w:i w:val="0"/>
+          <w:sz w:val="20"/>
+        </w:rPr>
+        <w:t>En la mayoría de los datasets evaluados, ambos algoritmos encuentran particiones con idéntica pérdida EMD. Esto ocurre cuando el espacio de búsqueda es suficientemente pequeño y la solución óptima es única o hay pocas soluciones de igual calidad.</w:t>
+      </w:r>
+    </w:p>
+    <w:p/>
+    <w:p>
+      <w:pPr/>
+      <w:r>
+        <w:rPr>
+          <w:b w:val="0"/>
+          <w:i w:val="0"/>
+          <w:sz w:val="20"/>
+        </w:rPr>
+        <w:t>El caso más revelador es N3D.csv (ciclo hamiltoniano con 8 estados): KQNodes obtiene EMD=0.5 mientras que KGeometricSIA obtiene EMD=1.5 — una diferencia de 3×. Este resultado, aparentemente contrario a la intuición sobre que BFS/DP debería ser más preciso, se explica por las siguientes razones técnicas:</w:t>
+      </w:r>
+    </w:p>
+    <w:p/>
+    <w:p>
+      <w:pPr>
+        <w:pStyle w:val="ListBullet"/>
+      </w:pPr>
+      <w:r>
+        <w:t>El algoritmo greedy de KQNodes (peeling secuencial) elimina variables de menor contribución incremental, lo que en sistemas de ciclo hamiltoniano converge a cortes de menor pérdida EMD gracias a la simetría del sistema.</w:t>
+      </w:r>
+    </w:p>
+    <w:p>
+      <w:pPr>
+        <w:pStyle w:val="ListBullet"/>
+      </w:pPr>
+      <w:r>
+        <w:t>KGeometricSIA aplica la tabla BFS/DP heredada de GeoMIP, que fue diseñada para sistemas binarios y utiliza una heurística geométrica que puede suboptimizar en sistemas con alta integración causal simétrica.</w:t>
+      </w:r>
+    </w:p>
+    <w:p>
+      <w:pPr>
+        <w:pStyle w:val="ListBullet"/>
+      </w:pPr>
+      <w:r>
+        <w:t>Para sistemas con estructura modular clara (N4D, N3E, N6B), ambos algoritmos convergen a la partición óptima (EMD ≈ 0), lo que confirma la correctitud de ambas implementaciones.</w:t>
+      </w:r>
+    </w:p>
+    <w:p/>
+    <w:p>
+      <w:pPr/>
+      <w:r>
+        <w:rPr>
+          <w:b w:val="0"/>
+          <w:i w:val="0"/>
+          <w:color w:val="21328F"/>
+          <w:sz w:val="20"/>
+        </w:rPr>
+        <w:t>Conclusión sobre precisión: KQNodes es más robusto para encontrar particiones de alta calidad en sistemas con fuerte integración causal, como los ciclos y registros de desplazamiento. KGeometricSIA es equivalente en precisión para sistemas con modularidad clara.</w:t>
+      </w:r>
+    </w:p>
+    <w:p/>
+    <w:p>
+      <w:pPr>
+        <w:pStyle w:val="Heading3"/>
+      </w:pPr>
+      <w:r>
+        <w:t>7.3.3  Análisis de Eficiencia Temporal</w:t>
+      </w:r>
+    </w:p>
+    <w:p>
+      <w:pPr/>
+      <w:r>
+        <w:rPr>
+          <w:b w:val="0"/>
+          <w:i w:val="0"/>
+          <w:sz w:val="20"/>
+        </w:rPr>
+        <w:t>KGeometricSIA supera consistentemente a KQNodes en velocidad de ejecución para el rango N=2..6. La diferencia promedio es de factor 4-5×: KQNodes tarda entre 12ms (N=2) y 95ms (N=6), mientras que KGeometricSIA tarda entre 3ms y 18ms.</w:t>
+      </w:r>
+    </w:p>
+    <w:p/>
+    <w:p>
+      <w:pPr/>
+      <w:r>
+        <w:rPr>
+          <w:b w:val="0"/>
+          <w:i w:val="0"/>
+          <w:sz w:val="20"/>
+        </w:rPr>
+        <w:t>Esta ventaja en velocidad se invierte para N ≥ 7, donde la tabla BFS/DP de KGeometricSIA necesita explorar 2^N = 128 o más estados, mientras que KQNodes aplica peeling greedy con podas agresivas. Para N=10, KQNodes termina en segundos; KGeometricSIA puede exceder el timeout de 120 segundos.</w:t>
+      </w:r>
+    </w:p>
+    <w:p/>
+    <w:p>
+      <w:pPr/>
+      <w:r>
+        <w:rPr>
+          <w:b/>
+          <w:i w:val="0"/>
+          <w:color w:val="1F497D"/>
+          <w:sz w:val="20"/>
+        </w:rPr>
+        <w:t>Recomendación de uso según el tamaño del sistema:</w:t>
+      </w:r>
+    </w:p>
+    <w:tbl>
+      <w:tblPr>
+        <w:tblStyle w:val="TableGrid"/>
+        <w:tblW w:type="auto" w:w="0"/>
+        <w:tblLook w:firstColumn="1" w:firstRow="1" w:lastColumn="0" w:lastRow="0" w:noHBand="0" w:noVBand="1" w:val="04A0"/>
+      </w:tblPr>
+      <w:tblGrid>
+        <w:gridCol w:w="2210"/>
+        <w:gridCol w:w="2210"/>
+        <w:gridCol w:w="2210"/>
+        <w:gridCol w:w="2210"/>
+      </w:tblGrid>
+      <w:tr>
+        <w:tc>
+          <w:tcPr>
+            <w:tcW w:type="dxa" w:w="2210"/>
+            <w:shd w:val="clear" w:color="auto" w:fill="1F497D"/>
+          </w:tcPr>
+          <w:p>
+            <w:r>
+              <w:rPr>
+                <w:b/>
+                <w:color w:val="FFFFFF"/>
+              </w:rPr>
+              <w:t>Tamaño</w:t>
+            </w:r>
+          </w:p>
+        </w:tc>
+        <w:tc>
+          <w:tcPr>
+            <w:tcW w:type="dxa" w:w="2210"/>
+            <w:shd w:val="clear" w:color="auto" w:fill="1F497D"/>
+          </w:tcPr>
+          <w:p>
+            <w:r>
+              <w:rPr>
+                <w:b/>
+                <w:color w:val="FFFFFF"/>
+              </w:rPr>
+              <w:t>k</w:t>
+            </w:r>
+          </w:p>
+        </w:tc>
+        <w:tc>
+          <w:tcPr>
+            <w:tcW w:type="dxa" w:w="2210"/>
+            <w:shd w:val="clear" w:color="auto" w:fill="1F497D"/>
+          </w:tcPr>
+          <w:p>
+            <w:r>
+              <w:rPr>
+                <w:b/>
+                <w:color w:val="FFFFFF"/>
+              </w:rPr>
+              <w:t>Algoritmo recomendado</w:t>
+            </w:r>
+          </w:p>
+        </w:tc>
+        <w:tc>
+          <w:tcPr>
+            <w:tcW w:type="dxa" w:w="2210"/>
+            <w:shd w:val="clear" w:color="auto" w:fill="1F497D"/>
+          </w:tcPr>
+          <w:p>
+            <w:r>
+              <w:rPr>
+                <w:b/>
+                <w:color w:val="FFFFFF"/>
+              </w:rPr>
+              <w:t>Justificación</w:t>
+            </w:r>
+          </w:p>
+        </w:tc>
+      </w:tr>
+      <w:tr>
+        <w:tc>
+          <w:tcPr>
+            <w:tcW w:type="dxa" w:w="2210"/>
+            <w:shd w:val="clear" w:color="auto" w:fill="EBF3FB"/>
+          </w:tcPr>
+          <w:p>
+            <w:r>
+              <w:t>N ≤ 6</w:t>
+            </w:r>
+          </w:p>
+        </w:tc>
+        <w:tc>
+          <w:tcPr>
+            <w:tcW w:type="dxa" w:w="2210"/>
+            <w:shd w:val="clear" w:color="auto" w:fill="EBF3FB"/>
+          </w:tcPr>
+          <w:p>
+            <w:r>
+              <w:t>k = 2..N</w:t>
+            </w:r>
+          </w:p>
+        </w:tc>
+        <w:tc>
+          <w:tcPr>
+            <w:tcW w:type="dxa" w:w="2210"/>
+            <w:shd w:val="clear" w:color="auto" w:fill="EBF3FB"/>
+          </w:tcPr>
+          <w:p>
+            <w:r>
+              <w:t>KGeometricSIA</w:t>
+            </w:r>
+          </w:p>
+        </w:tc>
+        <w:tc>
+          <w:tcPr>
+            <w:tcW w:type="dxa" w:w="2210"/>
+            <w:shd w:val="clear" w:color="auto" w:fill="EBF3FB"/>
+          </w:tcPr>
+          <w:p>
+            <w:r>
+              <w:t>Más rápido en este rango; misma calidad en la mayoría de casos.</w:t>
+            </w:r>
+          </w:p>
+        </w:tc>
+      </w:tr>
+      <w:tr>
+        <w:tc>
+          <w:tcPr>
+            <w:tcW w:type="dxa" w:w="2210"/>
+            <w:shd w:val="clear" w:color="auto" w:fill="FFFFFF"/>
+          </w:tcPr>
+          <w:p>
+            <w:r>
+              <w:t>6 &lt; N ≤ 12</w:t>
+            </w:r>
+          </w:p>
+        </w:tc>
+        <w:tc>
+          <w:tcPr>
+            <w:tcW w:type="dxa" w:w="2210"/>
+            <w:shd w:val="clear" w:color="auto" w:fill="FFFFFF"/>
+          </w:tcPr>
+          <w:p>
+            <w:r>
+              <w:t>k = 2..4</w:t>
+            </w:r>
+          </w:p>
+        </w:tc>
+        <w:tc>
+          <w:tcPr>
+            <w:tcW w:type="dxa" w:w="2210"/>
+            <w:shd w:val="clear" w:color="auto" w:fill="FFFFFF"/>
+          </w:tcPr>
+          <w:p>
+            <w:r>
+              <w:t>KQNodes</w:t>
+            </w:r>
+          </w:p>
+        </w:tc>
+        <w:tc>
+          <w:tcPr>
+            <w:tcW w:type="dxa" w:w="2210"/>
+            <w:shd w:val="clear" w:color="auto" w:fill="FFFFFF"/>
+          </w:tcPr>
+          <w:p>
+            <w:r>
+              <w:t>KGeometricSIA puede ser lento o agotar el timeout.</w:t>
+            </w:r>
+          </w:p>
+        </w:tc>
+      </w:tr>
+      <w:tr>
+        <w:tc>
+          <w:tcPr>
+            <w:tcW w:type="dxa" w:w="2210"/>
+            <w:shd w:val="clear" w:color="auto" w:fill="EBF3FB"/>
+          </w:tcPr>
+          <w:p>
+            <w:r>
+              <w:t>N &gt; 12</w:t>
+            </w:r>
+          </w:p>
+        </w:tc>
+        <w:tc>
+          <w:tcPr>
+            <w:tcW w:type="dxa" w:w="2210"/>
+            <w:shd w:val="clear" w:color="auto" w:fill="EBF3FB"/>
+          </w:tcPr>
+          <w:p>
+            <w:r>
+              <w:t>k = 2..3</w:t>
+            </w:r>
+          </w:p>
+        </w:tc>
+        <w:tc>
+          <w:tcPr>
+            <w:tcW w:type="dxa" w:w="2210"/>
+            <w:shd w:val="clear" w:color="auto" w:fill="EBF3FB"/>
+          </w:tcPr>
+          <w:p>
+            <w:r>
+              <w:t>KQNodes</w:t>
+            </w:r>
+          </w:p>
+        </w:tc>
+        <w:tc>
+          <w:tcPr>
+            <w:tcW w:type="dxa" w:w="2210"/>
+            <w:shd w:val="clear" w:color="auto" w:fill="EBF3FB"/>
+          </w:tcPr>
+          <w:p>
+            <w:r>
+              <w:t>KGeometricSIA inviable. KQNodes escala razonablemente.</w:t>
+            </w:r>
+          </w:p>
+        </w:tc>
+      </w:tr>
+      <w:tr>
+        <w:tc>
+          <w:tcPr>
+            <w:tcW w:type="dxa" w:w="2210"/>
+            <w:shd w:val="clear" w:color="auto" w:fill="FFFFFF"/>
+          </w:tcPr>
+          <w:p>
+            <w:r>
+              <w:t>Cualquier N</w:t>
+            </w:r>
+          </w:p>
+        </w:tc>
+        <w:tc>
+          <w:tcPr>
+            <w:tcW w:type="dxa" w:w="2210"/>
+            <w:shd w:val="clear" w:color="auto" w:fill="FFFFFF"/>
+          </w:tcPr>
+          <w:p>
+            <w:r>
+              <w:t>k fijo, lote</w:t>
+            </w:r>
+          </w:p>
+        </w:tc>
+        <w:tc>
+          <w:tcPr>
+            <w:tcW w:type="dxa" w:w="2210"/>
+            <w:shd w:val="clear" w:color="auto" w:fill="FFFFFF"/>
+          </w:tcPr>
+          <w:p>
+            <w:r>
+              <w:t>Comparativa</w:t>
+            </w:r>
+          </w:p>
+        </w:tc>
+        <w:tc>
+          <w:tcPr>
+            <w:tcW w:type="dxa" w:w="2210"/>
+            <w:shd w:val="clear" w:color="auto" w:fill="FFFFFF"/>
+          </w:tcPr>
+          <w:p>
+            <w:r>
+              <w:t>Usar benchmarking.py para determinar el mejor algoritmo en el caso concreto.</w:t>
+            </w:r>
+          </w:p>
+        </w:tc>
+      </w:tr>
+    </w:tbl>
+    <w:p/>
+    <w:p>
+      <w:pPr>
+        <w:pStyle w:val="Heading2"/>
+      </w:pPr>
+      <w:r>
+        <w:t>7.4  Escalabilidad de KQNodes (N=2..6, k=2)</w:t>
+      </w:r>
+    </w:p>
+    <w:p>
+      <w:pPr/>
+      <w:r>
+        <w:rPr>
+          <w:b w:val="0"/>
+          <w:i w:val="0"/>
+          <w:sz w:val="20"/>
+        </w:rPr>
+        <w:t>La siguiente tabla presenta los tiempos de ejecución medidos empíricamente para ambos algoritmos con k=2, variando el número de variables de N=2 a N=6. Estos valores corresponden a la gráfica de escalabilidad generada por benchmarking.graficar_escalabilidad().</w:t>
+      </w:r>
+    </w:p>
+    <w:p/>
+    <w:tbl>
+      <w:tblPr>
+        <w:tblStyle w:val="TableGrid"/>
+        <w:tblW w:type="auto" w:w="0"/>
+        <w:tblLook w:firstColumn="1" w:firstRow="1" w:lastColumn="0" w:lastRow="0" w:noHBand="0" w:noVBand="1" w:val="04A0"/>
+      </w:tblPr>
+      <w:tblGrid>
+        <w:gridCol w:w="1263"/>
+        <w:gridCol w:w="1263"/>
+        <w:gridCol w:w="1263"/>
+        <w:gridCol w:w="1263"/>
+        <w:gridCol w:w="1263"/>
+        <w:gridCol w:w="1263"/>
+        <w:gridCol w:w="1263"/>
+      </w:tblGrid>
+      <w:tr>
+        <w:tc>
+          <w:tcPr>
+            <w:tcW w:type="dxa" w:w="1263"/>
+            <w:shd w:val="clear" w:color="auto" w:fill="1F497D"/>
+          </w:tcPr>
+          <w:p>
+            <w:r>
+              <w:rPr>
+                <w:b/>
+                <w:color w:val="FFFFFF"/>
+              </w:rPr>
+              <w:t>N</w:t>
+            </w:r>
+          </w:p>
+        </w:tc>
+        <w:tc>
+          <w:tcPr>
+            <w:tcW w:type="dxa" w:w="1263"/>
+            <w:shd w:val="clear" w:color="auto" w:fill="1F497D"/>
+          </w:tcPr>
+          <w:p>
+            <w:r>
+              <w:rPr>
+                <w:b/>
+                <w:color w:val="FFFFFF"/>
+              </w:rPr>
+              <w:t>2^N estados</w:t>
+            </w:r>
+          </w:p>
+        </w:tc>
+        <w:tc>
+          <w:tcPr>
+            <w:tcW w:type="dxa" w:w="1263"/>
+            <w:shd w:val="clear" w:color="auto" w:fill="1F497D"/>
+          </w:tcPr>
+          <w:p>
+            <w:r>
+              <w:rPr>
+                <w:b/>
+                <w:color w:val="FFFFFF"/>
+              </w:rPr>
+              <w:t>N nodos</w:t>
+            </w:r>
+          </w:p>
+        </w:tc>
+        <w:tc>
+          <w:tcPr>
+            <w:tcW w:type="dxa" w:w="1263"/>
+            <w:shd w:val="clear" w:color="auto" w:fill="1F497D"/>
+          </w:tcPr>
+          <w:p>
+            <w:r>
+              <w:rPr>
+                <w:b/>
+                <w:color w:val="FFFFFF"/>
+              </w:rPr>
+              <w:t>KQNodes t(s)</w:t>
+            </w:r>
+          </w:p>
+        </w:tc>
+        <w:tc>
+          <w:tcPr>
+            <w:tcW w:type="dxa" w:w="1263"/>
+            <w:shd w:val="clear" w:color="auto" w:fill="1F497D"/>
+          </w:tcPr>
+          <w:p>
+            <w:r>
+              <w:rPr>
+                <w:b/>
+                <w:color w:val="FFFFFF"/>
+              </w:rPr>
+              <w:t>KGeomSIA t(s)</w:t>
+            </w:r>
+          </w:p>
+        </w:tc>
+        <w:tc>
+          <w:tcPr>
+            <w:tcW w:type="dxa" w:w="1263"/>
+            <w:shd w:val="clear" w:color="auto" w:fill="1F497D"/>
+          </w:tcPr>
+          <w:p>
+            <w:r>
+              <w:rPr>
+                <w:b/>
+                <w:color w:val="FFFFFF"/>
+              </w:rPr>
+              <w:t>Ratio Q/G</w:t>
+            </w:r>
+          </w:p>
+        </w:tc>
+        <w:tc>
+          <w:tcPr>
+            <w:tcW w:type="dxa" w:w="1263"/>
+            <w:shd w:val="clear" w:color="auto" w:fill="1F497D"/>
+          </w:tcPr>
+          <w:p>
+            <w:r>
+              <w:rPr>
+                <w:b/>
+                <w:color w:val="FFFFFF"/>
+              </w:rPr>
+              <w:t>Notas de complejidad</w:t>
+            </w:r>
+          </w:p>
+        </w:tc>
+      </w:tr>
+      <w:tr>
+        <w:tc>
+          <w:tcPr>
+            <w:tcW w:type="dxa" w:w="1263"/>
+            <w:shd w:val="clear" w:color="auto" w:fill="EBF3FB"/>
+          </w:tcPr>
+          <w:p>
+            <w:r>
+              <w:t>N=2</w:t>
+            </w:r>
+          </w:p>
+        </w:tc>
+        <w:tc>
+          <w:tcPr>
+            <w:tcW w:type="dxa" w:w="1263"/>
+            <w:shd w:val="clear" w:color="auto" w:fill="EBF3FB"/>
+          </w:tcPr>
+          <w:p>
+            <w:r>
+              <w:t>4</w:t>
+            </w:r>
+          </w:p>
+        </w:tc>
+        <w:tc>
+          <w:tcPr>
+            <w:tcW w:type="dxa" w:w="1263"/>
+            <w:shd w:val="clear" w:color="auto" w:fill="EBF3FB"/>
+          </w:tcPr>
+          <w:p>
+            <w:r>
+              <w:t>2</w:t>
+            </w:r>
+          </w:p>
+        </w:tc>
+        <w:tc>
+          <w:tcPr>
+            <w:tcW w:type="dxa" w:w="1263"/>
+            <w:shd w:val="clear" w:color="auto" w:fill="EBF3FB"/>
+          </w:tcPr>
+          <w:p>
+            <w:r>
+              <w:t>0.012</w:t>
+            </w:r>
+          </w:p>
+        </w:tc>
+        <w:tc>
+          <w:tcPr>
+            <w:tcW w:type="dxa" w:w="1263"/>
+            <w:shd w:val="clear" w:color="auto" w:fill="EBF3FB"/>
+          </w:tcPr>
+          <w:p>
+            <w:r>
+              <w:t>0.003</w:t>
+            </w:r>
+          </w:p>
+        </w:tc>
+        <w:tc>
+          <w:tcPr>
+            <w:tcW w:type="dxa" w:w="1263"/>
+            <w:shd w:val="clear" w:color="auto" w:fill="EBF3FB"/>
+          </w:tcPr>
+          <w:p>
+            <w:r>
+              <w:t>×4.0</w:t>
+            </w:r>
+          </w:p>
+        </w:tc>
+        <w:tc>
+          <w:tcPr>
+            <w:tcW w:type="dxa" w:w="1263"/>
+            <w:shd w:val="clear" w:color="auto" w:fill="EBF3FB"/>
+          </w:tcPr>
+          <w:p>
+            <w:r>
+              <w:t>Stirling S(2,2)=1; BFS sobre 4 estados.</w:t>
+            </w:r>
+          </w:p>
+        </w:tc>
+      </w:tr>
+      <w:tr>
+        <w:tc>
+          <w:tcPr>
+            <w:tcW w:type="dxa" w:w="1263"/>
+            <w:shd w:val="clear" w:color="auto" w:fill="FFFFFF"/>
+          </w:tcPr>
+          <w:p>
+            <w:r>
+              <w:t>N=3</w:t>
+            </w:r>
+          </w:p>
+        </w:tc>
+        <w:tc>
+          <w:tcPr>
+            <w:tcW w:type="dxa" w:w="1263"/>
+            <w:shd w:val="clear" w:color="auto" w:fill="FFFFFF"/>
+          </w:tcPr>
+          <w:p>
+            <w:r>
+              <w:t>8</w:t>
+            </w:r>
+          </w:p>
+        </w:tc>
+        <w:tc>
+          <w:tcPr>
+            <w:tcW w:type="dxa" w:w="1263"/>
+            <w:shd w:val="clear" w:color="auto" w:fill="FFFFFF"/>
+          </w:tcPr>
+          <w:p>
+            <w:r>
+              <w:t>3</w:t>
+            </w:r>
+          </w:p>
+        </w:tc>
+        <w:tc>
+          <w:tcPr>
+            <w:tcW w:type="dxa" w:w="1263"/>
+            <w:shd w:val="clear" w:color="auto" w:fill="FFFFFF"/>
+          </w:tcPr>
+          <w:p>
+            <w:r>
+              <w:t>0.018</w:t>
+            </w:r>
+          </w:p>
+        </w:tc>
+        <w:tc>
+          <w:tcPr>
+            <w:tcW w:type="dxa" w:w="1263"/>
+            <w:shd w:val="clear" w:color="auto" w:fill="FFFFFF"/>
+          </w:tcPr>
+          <w:p>
+            <w:r>
+              <w:t>0.005</w:t>
+            </w:r>
+          </w:p>
+        </w:tc>
+        <w:tc>
+          <w:tcPr>
+            <w:tcW w:type="dxa" w:w="1263"/>
+            <w:shd w:val="clear" w:color="auto" w:fill="FFFFFF"/>
+          </w:tcPr>
+          <w:p>
+            <w:r>
+              <w:t>×3.6</w:t>
+            </w:r>
+          </w:p>
+        </w:tc>
+        <w:tc>
+          <w:tcPr>
+            <w:tcW w:type="dxa" w:w="1263"/>
+            <w:shd w:val="clear" w:color="auto" w:fill="FFFFFF"/>
+          </w:tcPr>
+          <w:p>
+            <w:r>
+              <w:t>S(3,2)=3; BFS sobre 8 estados.</w:t>
+            </w:r>
+          </w:p>
+        </w:tc>
+      </w:tr>
+      <w:tr>
+        <w:tc>
+          <w:tcPr>
+            <w:tcW w:type="dxa" w:w="1263"/>
+            <w:shd w:val="clear" w:color="auto" w:fill="EBF3FB"/>
+          </w:tcPr>
+          <w:p>
+            <w:r>
+              <w:t>N=4</w:t>
+            </w:r>
+          </w:p>
+        </w:tc>
+        <w:tc>
+          <w:tcPr>
+            <w:tcW w:type="dxa" w:w="1263"/>
+            <w:shd w:val="clear" w:color="auto" w:fill="EBF3FB"/>
+          </w:tcPr>
+          <w:p>
+            <w:r>
+              <w:t>16</w:t>
+            </w:r>
+          </w:p>
+        </w:tc>
+        <w:tc>
+          <w:tcPr>
+            <w:tcW w:type="dxa" w:w="1263"/>
+            <w:shd w:val="clear" w:color="auto" w:fill="EBF3FB"/>
+          </w:tcPr>
+          <w:p>
+            <w:r>
+              <w:t>4</w:t>
+            </w:r>
+          </w:p>
+        </w:tc>
+        <w:tc>
+          <w:tcPr>
+            <w:tcW w:type="dxa" w:w="1263"/>
+            <w:shd w:val="clear" w:color="auto" w:fill="EBF3FB"/>
+          </w:tcPr>
+          <w:p>
+            <w:r>
+              <w:t>0.034</w:t>
+            </w:r>
+          </w:p>
+        </w:tc>
+        <w:tc>
+          <w:tcPr>
+            <w:tcW w:type="dxa" w:w="1263"/>
+            <w:shd w:val="clear" w:color="auto" w:fill="EBF3FB"/>
+          </w:tcPr>
+          <w:p>
+            <w:r>
+              <w:t>0.012</w:t>
+            </w:r>
+          </w:p>
+        </w:tc>
+        <w:tc>
+          <w:tcPr>
+            <w:tcW w:type="dxa" w:w="1263"/>
+            <w:shd w:val="clear" w:color="auto" w:fill="EBF3FB"/>
+          </w:tcPr>
+          <w:p>
+            <w:r>
+              <w:t>×2.8</w:t>
+            </w:r>
+          </w:p>
+        </w:tc>
+        <w:tc>
+          <w:tcPr>
+            <w:tcW w:type="dxa" w:w="1263"/>
+            <w:shd w:val="clear" w:color="auto" w:fill="EBF3FB"/>
+          </w:tcPr>
+          <w:p>
+            <w:r>
+              <w:t>S(4,2)=7; BFS sobre 16 estados.</w:t>
+            </w:r>
+          </w:p>
+        </w:tc>
+      </w:tr>
+      <w:tr>
+        <w:tc>
+          <w:tcPr>
+            <w:tcW w:type="dxa" w:w="1263"/>
+            <w:shd w:val="clear" w:color="auto" w:fill="FFFFFF"/>
+          </w:tcPr>
+          <w:p>
+            <w:r>
+              <w:t>N=5</w:t>
+            </w:r>
+          </w:p>
+        </w:tc>
+        <w:tc>
+          <w:tcPr>
+            <w:tcW w:type="dxa" w:w="1263"/>
+            <w:shd w:val="clear" w:color="auto" w:fill="FFFFFF"/>
+          </w:tcPr>
+          <w:p>
+            <w:r>
+              <w:t>32</w:t>
+            </w:r>
+          </w:p>
+        </w:tc>
+        <w:tc>
+          <w:tcPr>
+            <w:tcW w:type="dxa" w:w="1263"/>
+            <w:shd w:val="clear" w:color="auto" w:fill="FFFFFF"/>
+          </w:tcPr>
+          <w:p>
+            <w:r>
+              <w:t>5</w:t>
+            </w:r>
+          </w:p>
+        </w:tc>
+        <w:tc>
+          <w:tcPr>
+            <w:tcW w:type="dxa" w:w="1263"/>
+            <w:shd w:val="clear" w:color="auto" w:fill="FFFFFF"/>
+          </w:tcPr>
+          <w:p>
+            <w:r>
+              <w:t>0.059</w:t>
+            </w:r>
+          </w:p>
+        </w:tc>
+        <w:tc>
+          <w:tcPr>
+            <w:tcW w:type="dxa" w:w="1263"/>
+            <w:shd w:val="clear" w:color="auto" w:fill="FFFFFF"/>
+          </w:tcPr>
+          <w:p>
+            <w:r>
+              <w:t>0.013</w:t>
+            </w:r>
+          </w:p>
+        </w:tc>
+        <w:tc>
+          <w:tcPr>
+            <w:tcW w:type="dxa" w:w="1263"/>
+            <w:shd w:val="clear" w:color="auto" w:fill="FFFFFF"/>
+          </w:tcPr>
+          <w:p>
+            <w:r>
+              <w:t>×4.5</w:t>
+            </w:r>
+          </w:p>
+        </w:tc>
+        <w:tc>
+          <w:tcPr>
+            <w:tcW w:type="dxa" w:w="1263"/>
+            <w:shd w:val="clear" w:color="auto" w:fill="FFFFFF"/>
+          </w:tcPr>
+          <w:p>
+            <w:r>
+              <w:t>S(5,2)=15; BFS sobre 32 estados.</w:t>
+            </w:r>
+          </w:p>
+        </w:tc>
+      </w:tr>
+      <w:tr>
+        <w:tc>
+          <w:tcPr>
+            <w:tcW w:type="dxa" w:w="1263"/>
+            <w:shd w:val="clear" w:color="auto" w:fill="EBF3FB"/>
+          </w:tcPr>
+          <w:p>
+            <w:r>
+              <w:t>N=6</w:t>
+            </w:r>
+          </w:p>
+        </w:tc>
+        <w:tc>
+          <w:tcPr>
+            <w:tcW w:type="dxa" w:w="1263"/>
+            <w:shd w:val="clear" w:color="auto" w:fill="EBF3FB"/>
+          </w:tcPr>
+          <w:p>
+            <w:r>
+              <w:t>64</w:t>
+            </w:r>
+          </w:p>
+        </w:tc>
+        <w:tc>
+          <w:tcPr>
+            <w:tcW w:type="dxa" w:w="1263"/>
+            <w:shd w:val="clear" w:color="auto" w:fill="EBF3FB"/>
+          </w:tcPr>
+          <w:p>
+            <w:r>
+              <w:t>6</w:t>
+            </w:r>
+          </w:p>
+        </w:tc>
+        <w:tc>
+          <w:tcPr>
+            <w:tcW w:type="dxa" w:w="1263"/>
+            <w:shd w:val="clear" w:color="auto" w:fill="EBF3FB"/>
+          </w:tcPr>
+          <w:p>
+            <w:r>
+              <w:t>0.095</w:t>
+            </w:r>
+          </w:p>
+        </w:tc>
+        <w:tc>
+          <w:tcPr>
+            <w:tcW w:type="dxa" w:w="1263"/>
+            <w:shd w:val="clear" w:color="auto" w:fill="EBF3FB"/>
+          </w:tcPr>
+          <w:p>
+            <w:r>
+              <w:t>0.018</w:t>
+            </w:r>
+          </w:p>
+        </w:tc>
+        <w:tc>
+          <w:tcPr>
+            <w:tcW w:type="dxa" w:w="1263"/>
+            <w:shd w:val="clear" w:color="auto" w:fill="EBF3FB"/>
+          </w:tcPr>
+          <w:p>
+            <w:r>
+              <w:t>×5.3</w:t>
+            </w:r>
+          </w:p>
+        </w:tc>
+        <w:tc>
+          <w:tcPr>
+            <w:tcW w:type="dxa" w:w="1263"/>
+            <w:shd w:val="clear" w:color="auto" w:fill="EBF3FB"/>
+          </w:tcPr>
+          <w:p>
+            <w:r>
+              <w:t>S(6,2)=31; BFS sobre 64 estados.</w:t>
+            </w:r>
+          </w:p>
+        </w:tc>
+      </w:tr>
+    </w:tbl>
+    <w:p/>
+    <w:p>
+      <w:pPr/>
+      <w:r>
+        <w:rPr>
+          <w:b/>
+          <w:i w:val="0"/>
+          <w:color w:val="1F497D"/>
+          <w:sz w:val="20"/>
+        </w:rPr>
+        <w:t>Análisis de crecimiento:</w:t>
+      </w:r>
+    </w:p>
+    <w:p>
+      <w:pPr>
+        <w:pStyle w:val="ListBullet"/>
+      </w:pPr>
+      <w:r>
+        <w:t>KQNodes: tiempo aproximadamente proporcional a S(N,2)·N ≈ (2^(N-1) − 1)·N. El ajuste empírico muestra una curva ligeramente superlineal en el rango N=2..6.</w:t>
+      </w:r>
+    </w:p>
+    <w:p>
+      <w:pPr>
+        <w:pStyle w:val="ListBullet"/>
+      </w:pPr>
+      <w:r>
+        <w:t>KGeometricSIA: tiempo aproximadamente proporcional a 2^N (exploración del hipercubo), pero con constante muy pequeña gracias a la reutilización de la tabla BFS/DP.</w:t>
+      </w:r>
+    </w:p>
+    <w:p>
+      <w:pPr>
+        <w:pStyle w:val="ListBullet"/>
+      </w:pPr>
+      <w:r>
+        <w:t>El ratio de tiempo KQNodes/KGeomSIA es entre 3× y 5× para N=2..6, con tendencia a crecer para N &gt; 6 en favor de KQNodes.</w:t>
+      </w:r>
+    </w:p>
+    <w:p/>
+    <w:p>
+      <w:pPr>
+        <w:pStyle w:val="Heading2"/>
+      </w:pPr>
+      <w:r>
+        <w:t>7.5  Análisis de Sensibilidad: EMD vs. Número de Particiones k</w:t>
+      </w:r>
+    </w:p>
+    <w:p>
+      <w:pPr/>
+      <w:r>
+        <w:rPr>
+          <w:b w:val="0"/>
+          <w:i w:val="0"/>
+          <w:sz w:val="20"/>
+        </w:rPr>
+        <w:t>Una herramienta analítica clave en K-QGMIP es el análisis de cómo varía la pérdida EMD mínima al aumentar el número de particiones k. Esta relación revela la estructura modular intrínseca del sistema bajo análisis.</w:t>
+      </w:r>
+    </w:p>
+    <w:p/>
+    <w:p>
+      <w:pPr>
+        <w:pStyle w:val="Heading3"/>
+      </w:pPr>
+      <w:r>
+        <w:t>7.5.1  Comportamiento Teórico</w:t>
+      </w:r>
+    </w:p>
+    <w:p>
+      <w:pPr/>
+      <w:r>
+        <w:rPr>
+          <w:b w:val="0"/>
+          <w:i w:val="0"/>
+          <w:sz w:val="20"/>
+        </w:rPr>
+        <w:t>Sea EMD*(k) la pérdida mínima obtenida para k particiones. Se cumplen las siguientes propiedades:</w:t>
+      </w:r>
+    </w:p>
+    <w:p/>
+    <w:p>
+      <w:pPr>
+        <w:pStyle w:val="ListBullet"/>
+      </w:pPr>
+      <w:r>
+        <w:t>Monotonicidad: EMD*(k) ≥ EMD*(k+1) ≥ 0 para todo k. Más particiones equivalen a un menor espacio de cortes, lo que nunca empeora la solución.</w:t>
+      </w:r>
+    </w:p>
+    <w:p>
+      <w:pPr>
+        <w:pStyle w:val="ListBullet"/>
+      </w:pPr>
+      <w:r>
+        <w:t>Trivialidad en extremos: EMD*(2) es la máxima pérdida posible (corte binario más duro); EMD*(N) = 0 siempre (cada nodo en su propia partición es trivialmente independiente).</w:t>
+      </w:r>
+    </w:p>
+    <w:p>
+      <w:pPr>
+        <w:pStyle w:val="ListBullet"/>
+      </w:pPr>
+      <w:r>
+        <w:t>Codo estructural: la curva EMD*(k) exhibe un codo en k=k* donde la derivada ΔE = EMD*(k) − EMD*(k+1) alcanza su máximo. Este k* es la signatura de la modularidad causal del sistema.</w:t>
+      </w:r>
+    </w:p>
+    <w:p/>
+    <w:p>
+      <w:pPr>
+        <w:pStyle w:val="Heading3"/>
+      </w:pPr>
+      <w:r>
+        <w:t>7.5.2  Interpretación del 'Codo' para el Investigador</w:t>
+      </w:r>
+    </w:p>
+    <w:p>
+      <w:pPr/>
+      <w:r>
+        <w:rPr>
+          <w:b w:val="0"/>
+          <w:i w:val="0"/>
+          <w:sz w:val="20"/>
+        </w:rPr>
+        <w:t>El codo en la curva EMD vs k tiene una interpretación directa en términos de teoría de la información integrada:</w:t>
+      </w:r>
+    </w:p>
+    <w:p/>
+    <w:p>
+      <w:pPr>
+        <w:pStyle w:val="ListBullet"/>
+      </w:pPr>
+      <w:r>
+        <w:t>k* = 2 y caída abrupta: el sistema tiene dos subsistemas causalmente independientes. Ejemplo: N6B.csv, donde {nodo0,nodo1,nodo2} y {nodo3,nodo4,nodo5} evolucionan de forma completamente independiente. EMD*(2) ≈ 0.</w:t>
+      </w:r>
+    </w:p>
+    <w:p>
+      <w:pPr>
+        <w:pStyle w:val="ListBullet"/>
+      </w:pPr>
+      <w:r>
+        <w:t>k* = N y caída gradual: el sistema es fuertemente integrado; no hay modularidad natural. Ejemplo: N3D.csv (ciclo hamiltoniano). Cada nodo depende de todos los demás; separar cualquier subconjunto destruye información significativa.</w:t>
+      </w:r>
+    </w:p>
+    <w:p>
+      <w:pPr>
+        <w:pStyle w:val="ListBullet"/>
+      </w:pPr>
+      <w:r>
+        <w:t>k* intermedio: el sistema tiene una estructura jerárquica con k* módulos causales. La curva EMD muestra una caída pronunciada hasta k* y luego se aplana.</w:t>
+      </w:r>
+    </w:p>
+    <w:p/>
+    <w:p>
+      <w:pPr/>
+      <w:r>
+        <w:rPr>
+          <w:b w:val="0"/>
+          <w:i w:val="0"/>
+          <w:sz w:val="20"/>
+        </w:rPr>
+        <w:t>Aplicación práctica: para determinar el k óptimo de un sistema desconocido, ejecutar benchmarking.comparar_algoritmos() en un bucle k=2..N y graficar EMD*(k). El codo identifica el número natural de módulos del sistema, que es el parámetro k de mayor valor científico para ese sistema.</w:t>
+      </w:r>
+    </w:p>
+    <w:p/>
+    <w:tbl>
+      <w:tblPr>
+        <w:tblStyle w:val="TableGrid"/>
+        <w:tblW w:type="auto" w:w="0"/>
+        <w:tblLook w:firstColumn="1" w:firstRow="1" w:lastColumn="0" w:lastRow="0" w:noHBand="0" w:noVBand="1" w:val="04A0"/>
+      </w:tblPr>
+      <w:tblGrid>
+        <w:gridCol w:w="2210"/>
+        <w:gridCol w:w="2210"/>
+        <w:gridCol w:w="2210"/>
+        <w:gridCol w:w="2210"/>
+      </w:tblGrid>
+      <w:tr>
+        <w:tc>
+          <w:tcPr>
+            <w:tcW w:type="dxa" w:w="2210"/>
+            <w:shd w:val="clear" w:color="auto" w:fill="1F497D"/>
+          </w:tcPr>
+          <w:p>
+            <w:r>
+              <w:rPr>
+                <w:b/>
+                <w:color w:val="FFFFFF"/>
+              </w:rPr>
+              <w:t>Sistema</w:t>
+            </w:r>
+          </w:p>
+        </w:tc>
+        <w:tc>
+          <w:tcPr>
+            <w:tcW w:type="dxa" w:w="2210"/>
+            <w:shd w:val="clear" w:color="auto" w:fill="1F497D"/>
+          </w:tcPr>
+          <w:p>
+            <w:r>
+              <w:rPr>
+                <w:b/>
+                <w:color w:val="FFFFFF"/>
+              </w:rPr>
+              <w:t>k* estimado</w:t>
+            </w:r>
+          </w:p>
+        </w:tc>
+        <w:tc>
+          <w:tcPr>
+            <w:tcW w:type="dxa" w:w="2210"/>
+            <w:shd w:val="clear" w:color="auto" w:fill="1F497D"/>
+          </w:tcPr>
+          <w:p>
+            <w:r>
+              <w:rPr>
+                <w:b/>
+                <w:color w:val="FFFFFF"/>
+              </w:rPr>
+              <w:t>Patrón EMD</w:t>
+            </w:r>
+          </w:p>
+        </w:tc>
+        <w:tc>
+          <w:tcPr>
+            <w:tcW w:type="dxa" w:w="2210"/>
+            <w:shd w:val="clear" w:color="auto" w:fill="1F497D"/>
+          </w:tcPr>
+          <w:p>
+            <w:r>
+              <w:rPr>
+                <w:b/>
+                <w:color w:val="FFFFFF"/>
+              </w:rPr>
+              <w:t>Interpretación causal</w:t>
+            </w:r>
+          </w:p>
+        </w:tc>
+      </w:tr>
+      <w:tr>
+        <w:tc>
+          <w:tcPr>
+            <w:tcW w:type="dxa" w:w="2210"/>
+            <w:shd w:val="clear" w:color="auto" w:fill="EBF3FB"/>
+          </w:tcPr>
+          <w:p>
+            <w:r>
+              <w:t>N6B.csv (dos triángulos)</w:t>
+            </w:r>
+          </w:p>
+        </w:tc>
+        <w:tc>
+          <w:tcPr>
+            <w:tcW w:type="dxa" w:w="2210"/>
+            <w:shd w:val="clear" w:color="auto" w:fill="EBF3FB"/>
+          </w:tcPr>
+          <w:p>
+            <w:r>
+              <w:t>k=2</w:t>
+            </w:r>
+          </w:p>
+        </w:tc>
+        <w:tc>
+          <w:tcPr>
+            <w:tcW w:type="dxa" w:w="2210"/>
+            <w:shd w:val="clear" w:color="auto" w:fill="EBF3FB"/>
+          </w:tcPr>
+          <w:p>
+            <w:r>
+              <w:t>EMD ≈ 0 para k=2</w:t>
+            </w:r>
+          </w:p>
+        </w:tc>
+        <w:tc>
+          <w:tcPr>
+            <w:tcW w:type="dxa" w:w="2210"/>
+            <w:shd w:val="clear" w:color="auto" w:fill="EBF3FB"/>
+          </w:tcPr>
+          <w:p>
+            <w:r>
+              <w:t>Caída inmediata. El sistema tiene exactamente 2 módulos independientes.</w:t>
+            </w:r>
+          </w:p>
+        </w:tc>
+      </w:tr>
+      <w:tr>
+        <w:tc>
+          <w:tcPr>
+            <w:tcW w:type="dxa" w:w="2210"/>
+            <w:shd w:val="clear" w:color="auto" w:fill="FFFFFF"/>
+          </w:tcPr>
+          <w:p>
+            <w:r>
+              <w:t>N4E.csv (toggle completo)</w:t>
+            </w:r>
+          </w:p>
+        </w:tc>
+        <w:tc>
+          <w:tcPr>
+            <w:tcW w:type="dxa" w:w="2210"/>
+            <w:shd w:val="clear" w:color="auto" w:fill="FFFFFF"/>
+          </w:tcPr>
+          <w:p>
+            <w:r>
+              <w:t>k=4</w:t>
+            </w:r>
+          </w:p>
+        </w:tc>
+        <w:tc>
+          <w:tcPr>
+            <w:tcW w:type="dxa" w:w="2210"/>
+            <w:shd w:val="clear" w:color="auto" w:fill="FFFFFF"/>
+          </w:tcPr>
+          <w:p>
+            <w:r>
+              <w:t>EMD &gt; 0 hasta k=4</w:t>
+            </w:r>
+          </w:p>
+        </w:tc>
+        <w:tc>
+          <w:tcPr>
+            <w:tcW w:type="dxa" w:w="2210"/>
+            <w:shd w:val="clear" w:color="auto" w:fill="FFFFFF"/>
+          </w:tcPr>
+          <w:p>
+            <w:r>
+              <w:t>Cada nodo es independiente. El codo aparece en k=N.</w:t>
+            </w:r>
+          </w:p>
+        </w:tc>
+      </w:tr>
+      <w:tr>
+        <w:tc>
+          <w:tcPr>
+            <w:tcW w:type="dxa" w:w="2210"/>
+            <w:shd w:val="clear" w:color="auto" w:fill="EBF3FB"/>
+          </w:tcPr>
+          <w:p>
+            <w:r>
+              <w:t>N4F.csv (acoplamiento débil)</w:t>
+            </w:r>
+          </w:p>
+        </w:tc>
+        <w:tc>
+          <w:tcPr>
+            <w:tcW w:type="dxa" w:w="2210"/>
+            <w:shd w:val="clear" w:color="auto" w:fill="EBF3FB"/>
+          </w:tcPr>
+          <w:p>
+            <w:r>
+              <w:t>k=2</w:t>
+            </w:r>
+          </w:p>
+        </w:tc>
+        <w:tc>
+          <w:tcPr>
+            <w:tcW w:type="dxa" w:w="2210"/>
+            <w:shd w:val="clear" w:color="auto" w:fill="EBF3FB"/>
+          </w:tcPr>
+          <w:p>
+            <w:r>
+              <w:t>EMD pequeño para k=2</w:t>
+            </w:r>
+          </w:p>
+        </w:tc>
+        <w:tc>
+          <w:tcPr>
+            <w:tcW w:type="dxa" w:w="2210"/>
+            <w:shd w:val="clear" w:color="auto" w:fill="EBF3FB"/>
+          </w:tcPr>
+          <w:p>
+            <w:r>
+              <w:t>Hay dos grupos débilmente acoplados; el codo es suave.</w:t>
+            </w:r>
+          </w:p>
+        </w:tc>
+      </w:tr>
+      <w:tr>
+        <w:tc>
+          <w:tcPr>
+            <w:tcW w:type="dxa" w:w="2210"/>
+            <w:shd w:val="clear" w:color="auto" w:fill="FFFFFF"/>
+          </w:tcPr>
+          <w:p>
+            <w:r>
+              <w:t>N3D.csv (ciclo hamiltoniano)</w:t>
+            </w:r>
+          </w:p>
+        </w:tc>
+        <w:tc>
+          <w:tcPr>
+            <w:tcW w:type="dxa" w:w="2210"/>
+            <w:shd w:val="clear" w:color="auto" w:fill="FFFFFF"/>
+          </w:tcPr>
+          <w:p>
+            <w:r>
+              <w:t>No hay k*</w:t>
+            </w:r>
+          </w:p>
+        </w:tc>
+        <w:tc>
+          <w:tcPr>
+            <w:tcW w:type="dxa" w:w="2210"/>
+            <w:shd w:val="clear" w:color="auto" w:fill="FFFFFF"/>
+          </w:tcPr>
+          <w:p>
+            <w:r>
+              <w:t>EMD &gt; 0 para todo k &lt; N</w:t>
+            </w:r>
+          </w:p>
+        </w:tc>
+        <w:tc>
+          <w:tcPr>
+            <w:tcW w:type="dxa" w:w="2210"/>
+            <w:shd w:val="clear" w:color="auto" w:fill="FFFFFF"/>
+          </w:tcPr>
+          <w:p>
+            <w:r>
+              <w:t>Sin modularidad. Fuertemente integrado: Φ elevada.</w:t>
+            </w:r>
+          </w:p>
+        </w:tc>
+      </w:tr>
+    </w:tbl>
+    <w:p/>
     <w:sectPr>
       <w:pgSz w:w="12240" w:h="15840"/>
       <w:pgMar w:top="1440" w:right="1699" w:bottom="1440" w:left="1699" w:header="720" w:footer="720" w:gutter="0"/>
